--- a/docs/Huong_dan_cai_dat_moi_truong.docx
+++ b/docs/Huong_dan_cai_dat_moi_truong.docx
@@ -502,9 +502,17 @@
       </w:pPr>
       <w:r>
         <w:rPr>
-          <w:sz w:val="22"/>
-        </w:rPr>
-        <w:t>Trang chính thức: https://visualstudio.microsoft.com/vs/  (chọn Visual Studio Community 2022 hoặc Build Tools 2022 nếu trang vẫn cung cấp; tránh nhầm với phiên bản Visual Studio mới hơn).</w:t>
+          <w:b/>
+          <w:bCs/>
+          <w:sz w:val="22"/>
+        </w:rPr>
+        <w:t>Trang chính thức:</w:t>
+      </w:r>
+      <w:r>
+        <w:rPr>
+          <w:sz w:val="22"/>
+        </w:rPr>
+        <w:t xml:space="preserve"> https://visualstudio.microsoft.com/vs/  (chọn Visual Studio Community 2022 hoặc Build Tools 2022 nếu trang vẫn cung cấp).</w:t>
       </w:r>
     </w:p>
     <w:p>
@@ -607,7 +615,7 @@
     <w:p>
       <w:pPr>
         <w:pStyle w:val="CodeBlockCustom"/>
-        <w:shd w:val="clear" w:color="auto" w:fill="F0F4F8"/>
+        <w:shd w:val="clear" w:color="auto" w:fill="DBE5F1" w:themeFill="accent1" w:themeFillTint="33"/>
         <w:rPr>
           <w:sz w:val="22"/>
         </w:rPr>
@@ -670,7 +678,7 @@
     <w:p>
       <w:pPr>
         <w:pStyle w:val="CodeBlockCustom"/>
-        <w:shd w:val="clear" w:color="auto" w:fill="F0F4F8"/>
+        <w:shd w:val="clear" w:color="auto" w:fill="DBE5F1" w:themeFill="accent1" w:themeFillTint="33"/>
         <w:rPr>
           <w:sz w:val="22"/>
         </w:rPr>
@@ -686,7 +694,14 @@
       <w:pPr>
         <w:pStyle w:val="Heading1"/>
       </w:pPr>
-      <w:r>
+    </w:p>
+    <w:p/>
+    <w:p>
+      <w:pPr>
+        <w:pStyle w:val="Heading1"/>
+      </w:pPr>
+      <w:r>
+        <w:lastRenderedPageBreak/>
         <w:t>3. Cài Visual Studio Code (VS Code)</w:t>
       </w:r>
     </w:p>
@@ -698,9 +713,17 @@
       </w:pPr>
       <w:r>
         <w:rPr>
-          <w:sz w:val="22"/>
-        </w:rPr>
-        <w:t>Trang chính thức: https://code.visualstudio.com/Download</w:t>
+          <w:b/>
+          <w:bCs/>
+          <w:sz w:val="22"/>
+        </w:rPr>
+        <w:t>Trang chính thức:</w:t>
+      </w:r>
+      <w:r>
+        <w:rPr>
+          <w:sz w:val="22"/>
+        </w:rPr>
+        <w:t xml:space="preserve"> https://code.visualstudio.com/Download</w:t>
       </w:r>
     </w:p>
     <w:p>
@@ -757,7 +780,6 @@
           <w:b/>
           <w:sz w:val="22"/>
         </w:rPr>
-        <w:lastRenderedPageBreak/>
         <w:t xml:space="preserve">Bước 3. </w:t>
       </w:r>
       <w:r>
@@ -783,7 +805,7 @@
     <w:p>
       <w:pPr>
         <w:pStyle w:val="CodeBlockCustom"/>
-        <w:shd w:val="clear" w:color="auto" w:fill="F0F4F8"/>
+        <w:shd w:val="clear" w:color="auto" w:fill="DBE5F1" w:themeFill="accent1" w:themeFillTint="33"/>
         <w:rPr>
           <w:sz w:val="22"/>
         </w:rPr>
@@ -826,9 +848,17 @@
       </w:pPr>
       <w:r>
         <w:rPr>
-          <w:sz w:val="22"/>
-        </w:rPr>
-        <w:t>Trang chính thức: https://git-scm.com/downloads/win</w:t>
+          <w:b/>
+          <w:bCs/>
+          <w:sz w:val="22"/>
+        </w:rPr>
+        <w:t>Trang chính thức:</w:t>
+      </w:r>
+      <w:r>
+        <w:rPr>
+          <w:sz w:val="22"/>
+        </w:rPr>
+        <w:t xml:space="preserve"> https://git-scm.com/downloads/win</w:t>
       </w:r>
     </w:p>
     <w:p>
@@ -870,13 +900,105 @@
         <w:rPr>
           <w:sz w:val="22"/>
         </w:rPr>
-        <w:t>Chọn tùy chọn sử dụng Git từ command line nếu trình cài yêu cầu; đóng và mở lại PowerShell.</w:t>
+        <w:t>Đăng Nhập Git</w:t>
       </w:r>
     </w:p>
     <w:p>
       <w:pPr>
         <w:pStyle w:val="CodeBlockCustom"/>
-        <w:shd w:val="clear" w:color="auto" w:fill="F0F4F8"/>
+        <w:shd w:val="clear" w:color="auto" w:fill="DBE5F1" w:themeFill="accent1" w:themeFillTint="33"/>
+        <w:rPr>
+          <w:sz w:val="22"/>
+        </w:rPr>
+      </w:pPr>
+      <w:r>
+        <w:rPr>
+          <w:sz w:val="22"/>
+        </w:rPr>
+        <w:t>git config --global user.name "Tên của bạn"</w:t>
+      </w:r>
+      <w:r>
+        <w:rPr>
+          <w:sz w:val="22"/>
+        </w:rPr>
+        <w:br/>
+      </w:r>
+      <w:r>
+        <w:rPr>
+          <w:sz w:val="22"/>
+        </w:rPr>
+        <w:t>git config --global user.email "email@example.com"</w:t>
+      </w:r>
+    </w:p>
+    <w:p>
+      <w:pPr>
+        <w:pStyle w:val="CodeBlockCustom"/>
+        <w:shd w:val="clear" w:color="auto" w:fill="DBE5F1" w:themeFill="accent1" w:themeFillTint="33"/>
+        <w:rPr>
+          <w:sz w:val="22"/>
+        </w:rPr>
+      </w:pPr>
+      <w:r>
+        <w:rPr>
+          <w:sz w:val="22"/>
+        </w:rPr>
+        <w:t>Kiểm tra</w:t>
+      </w:r>
+    </w:p>
+    <w:p>
+      <w:pPr>
+        <w:pStyle w:val="CodeBlockCustom"/>
+        <w:shd w:val="clear" w:color="auto" w:fill="DBE5F1" w:themeFill="accent1" w:themeFillTint="33"/>
+        <w:rPr>
+          <w:sz w:val="22"/>
+        </w:rPr>
+      </w:pPr>
+      <w:r>
+        <w:rPr>
+          <w:sz w:val="22"/>
+        </w:rPr>
+        <w:t>git config --global --list</w:t>
+      </w:r>
+    </w:p>
+    <w:p>
+      <w:pPr>
+        <w:ind w:left="198" w:hanging="198"/>
+        <w:rPr>
+          <w:sz w:val="22"/>
+        </w:rPr>
+      </w:pPr>
+      <w:r>
+        <w:rPr>
+          <w:b/>
+          <w:sz w:val="22"/>
+        </w:rPr>
+        <w:t xml:space="preserve">Bước </w:t>
+      </w:r>
+      <w:r>
+        <w:rPr>
+          <w:b/>
+          <w:sz w:val="22"/>
+        </w:rPr>
+        <w:t>3</w:t>
+      </w:r>
+      <w:r>
+        <w:rPr>
+          <w:b/>
+          <w:sz w:val="22"/>
+        </w:rPr>
+        <w:t xml:space="preserve">. </w:t>
+      </w:r>
+      <w:r>
+        <w:rPr>
+          <w:sz w:val="22"/>
+        </w:rPr>
+        <w:t>Chọn tùy chọn sử dụng Git từ command line nếu trình cài yêu cầu; đóng và mở lại PowerShell.</w:t>
+      </w:r>
+    </w:p>
+    <w:p>
+      <w:pPr>
+        <w:pStyle w:val="CodeBlockCustom"/>
+        <w:shd w:val="clear" w:color="auto" w:fill="DBE5F1" w:themeFill="accent1" w:themeFillTint="33"/>
         <w:rPr>
           <w:sz w:val="22"/>
         </w:rPr>
@@ -911,9 +1033,17 @@
       </w:pPr>
       <w:r>
         <w:rPr>
-          <w:sz w:val="22"/>
-        </w:rPr>
-        <w:t>Trang chính thức: https://cmake.org/download/</w:t>
+          <w:b/>
+          <w:bCs/>
+          <w:sz w:val="22"/>
+        </w:rPr>
+        <w:t>Trang chính thức:</w:t>
+      </w:r>
+      <w:r>
+        <w:rPr>
+          <w:sz w:val="22"/>
+        </w:rPr>
+        <w:t xml:space="preserve"> https://cmake.org/download/</w:t>
       </w:r>
     </w:p>
     <w:p>
@@ -982,7 +1112,7 @@
     <w:p>
       <w:pPr>
         <w:pStyle w:val="CodeBlockCustom"/>
-        <w:shd w:val="clear" w:color="auto" w:fill="F0F4F8"/>
+        <w:shd w:val="clear" w:color="auto" w:fill="DBE5F1" w:themeFill="accent1" w:themeFillTint="33"/>
         <w:rPr>
           <w:sz w:val="22"/>
         </w:rPr>
@@ -1023,11 +1153,10 @@
     </w:p>
     <w:p>
       <w:pPr>
-        <w:pStyle w:val="Heading1"/>
-      </w:pPr>
-      <w:r>
-        <w:t>6. Cài Qt 6 cho MSVC 2022 x64</w:t>
-      </w:r>
+        <w:rPr>
+          <w:sz w:val="22"/>
+        </w:rPr>
+      </w:pPr>
     </w:p>
     <w:p>
       <w:pPr>
@@ -1035,37 +1164,18 @@
           <w:sz w:val="22"/>
         </w:rPr>
       </w:pPr>
-      <w:r>
-        <w:rPr>
-          <w:sz w:val="22"/>
-        </w:rPr>
-        <w:t>Trang chính thức: https://www.qt.io/download-qt-installer  |  Tài liệu: https://doc.qt.io/qt-6/get-and-install-qt.html</w:t>
-      </w:r>
     </w:p>
     <w:p>
       <w:pPr>
-        <w:ind w:left="198" w:hanging="198"/>
-        <w:rPr>
-          <w:sz w:val="22"/>
-        </w:rPr>
-      </w:pPr>
-      <w:r>
-        <w:rPr>
-          <w:b/>
-          <w:sz w:val="22"/>
-        </w:rPr>
-        <w:t xml:space="preserve">Bước 1. </w:t>
-      </w:r>
-      <w:r>
-        <w:rPr>
-          <w:sz w:val="22"/>
-        </w:rPr>
-        <w:t>Tải Qt Online Installer dành cho Windows; chạy file cài, đăng nhập tài khoản Qt nếu được yêu cầu và làm theo màn hình chọn thành phần.</w:t>
+        <w:pStyle w:val="Heading1"/>
+      </w:pPr>
+      <w:r>
+        <w:lastRenderedPageBreak/>
+        <w:t>6. Cài Qt 6 cho MSVC 2022 x64</w:t>
       </w:r>
     </w:p>
     <w:p>
       <w:pPr>
-        <w:ind w:left="198" w:hanging="198"/>
         <w:rPr>
           <w:sz w:val="22"/>
         </w:rPr>
@@ -1073,20 +1183,20 @@
       <w:r>
         <w:rPr>
           <w:b/>
-          <w:sz w:val="22"/>
-        </w:rPr>
-        <w:t xml:space="preserve">Bước 2. </w:t>
-      </w:r>
-      <w:r>
-        <w:rPr>
-          <w:sz w:val="22"/>
-        </w:rPr>
-        <w:t>Chọn thư mục cài ví dụ C:\Qt. Trong danh sách Qt phiên bản, chọn Qt 6.11.2 (nếu được cung cấp) → tích “MSVC 2022 64-bit”.</w:t>
+          <w:bCs/>
+          <w:sz w:val="22"/>
+        </w:rPr>
+        <w:t>Trang chính thức:</w:t>
+      </w:r>
+      <w:r>
+        <w:rPr>
+          <w:sz w:val="22"/>
+        </w:rPr>
+        <w:t xml:space="preserve"> https://www.qt.io/download-qt-installer </w:t>
       </w:r>
     </w:p>
     <w:p>
       <w:pPr>
-        <w:ind w:left="198" w:hanging="198"/>
         <w:rPr>
           <w:sz w:val="22"/>
         </w:rPr>
@@ -1094,15 +1204,16 @@
       <w:r>
         <w:rPr>
           <w:b/>
-          <w:sz w:val="22"/>
-        </w:rPr>
-        <w:t xml:space="preserve">Bước 3. </w:t>
-      </w:r>
-      <w:r>
-        <w:rPr>
-          <w:sz w:val="22"/>
-        </w:rPr>
-        <w:t>Không chọn nhầm “MinGW 64-bit” cho bộ biên dịch MSVC. Nếu cần Qt Creator có thể cài thêm, nhưng không bắt buộc khi dùng VS Code/Visual Studio.</w:t>
+          <w:bCs/>
+          <w:sz w:val="22"/>
+        </w:rPr>
+        <w:t>Tài liệu:</w:t>
+      </w:r>
+      <w:r>
+        <w:rPr>
+          <w:sz w:val="22"/>
+        </w:rPr>
+        <w:t xml:space="preserve"> https://doc.qt.io/qt-6/get-and-install-qt.html</w:t>
       </w:r>
     </w:p>
     <w:p>
@@ -1117,19 +1228,82 @@
           <w:b/>
           <w:sz w:val="22"/>
         </w:rPr>
-        <w:t xml:space="preserve">Bước 4. </w:t>
-      </w:r>
-      <w:r>
-        <w:rPr>
-          <w:sz w:val="22"/>
-        </w:rPr>
-        <w:t>Hoàn tất cài đặt, kiểm tra bằng PowerShell:</w:t>
+        <w:t xml:space="preserve">Bước 1. </w:t>
+      </w:r>
+      <w:r>
+        <w:rPr>
+          <w:sz w:val="22"/>
+        </w:rPr>
+        <w:t>Tải Qt Online Installer dành cho Windows; chạy file cài, đăng nhập tài khoản Qt nếu được yêu cầu và làm theo màn hình chọn thành phần.</w:t>
       </w:r>
     </w:p>
     <w:p>
       <w:pPr>
+        <w:ind w:left="198" w:hanging="198"/>
+        <w:rPr>
+          <w:sz w:val="22"/>
+        </w:rPr>
+      </w:pPr>
+      <w:r>
+        <w:rPr>
+          <w:b/>
+          <w:sz w:val="22"/>
+        </w:rPr>
+        <w:t xml:space="preserve">Bước 2. </w:t>
+      </w:r>
+      <w:r>
+        <w:rPr>
+          <w:sz w:val="22"/>
+        </w:rPr>
+        <w:t>Chọn thư mục cài ví dụ C:\Qt. Trong danh sách Qt phiên bản, chọn Qt 6.11.2 (nếu được cung cấp) → tích “MSVC 2022 64-bit”.</w:t>
+      </w:r>
+    </w:p>
+    <w:p>
+      <w:pPr>
+        <w:ind w:left="198" w:hanging="198"/>
+        <w:rPr>
+          <w:sz w:val="22"/>
+        </w:rPr>
+      </w:pPr>
+      <w:r>
+        <w:rPr>
+          <w:b/>
+          <w:sz w:val="22"/>
+        </w:rPr>
+        <w:t xml:space="preserve">Bước 3. </w:t>
+      </w:r>
+      <w:r>
+        <w:rPr>
+          <w:sz w:val="22"/>
+        </w:rPr>
+        <w:t>Không chọn nhầm “MinGW 64-bit” cho bộ biên dịch MSVC. Nếu cần Qt Creator có thể cài thêm, nhưng không bắt buộc khi dùng VS Code/Visual Studio.</w:t>
+      </w:r>
+    </w:p>
+    <w:p>
+      <w:pPr>
+        <w:ind w:left="198" w:hanging="198"/>
+        <w:rPr>
+          <w:sz w:val="22"/>
+        </w:rPr>
+      </w:pPr>
+      <w:r>
+        <w:rPr>
+          <w:b/>
+          <w:sz w:val="22"/>
+        </w:rPr>
+        <w:t xml:space="preserve">Bước 4. </w:t>
+      </w:r>
+      <w:r>
+        <w:rPr>
+          <w:sz w:val="22"/>
+        </w:rPr>
+        <w:t>Hoàn tất cài đặt, kiểm tra bằng PowerShell:</w:t>
+      </w:r>
+    </w:p>
+    <w:p>
+      <w:pPr>
         <w:pStyle w:val="CodeBlockCustom"/>
-        <w:shd w:val="clear" w:color="auto" w:fill="F0F4F8"/>
+        <w:shd w:val="clear" w:color="auto" w:fill="DBE5F1" w:themeFill="accent1" w:themeFillTint="33"/>
         <w:rPr>
           <w:sz w:val="22"/>
         </w:rPr>
@@ -1166,12 +1340,6 @@
           <w:sz w:val="22"/>
         </w:rPr>
         <w:br/>
-      </w:r>
-      <w:r>
-        <w:rPr>
-          <w:sz w:val="22"/>
-        </w:rPr>
-        <w:lastRenderedPageBreak/>
         <w:t>Test-Path "$QtRoot\bin\Qt6Widgets.dll"</w:t>
       </w:r>
       <w:r>
@@ -1226,13 +1394,63 @@
       </w:pPr>
       <w:r>
         <w:rPr>
-          <w:sz w:val="22"/>
-        </w:rPr>
-        <w:t>Trang chính thức: https://opencv.org/releases/  |  Mã nguồn: https://github.com/opencv/opencv  |  Tài liệu: https://docs.opencv.org/</w:t>
+          <w:b/>
+          <w:bCs/>
+          <w:sz w:val="22"/>
+        </w:rPr>
+        <w:t>Trang chính thức:</w:t>
+      </w:r>
+      <w:r>
+        <w:rPr>
+          <w:sz w:val="22"/>
+        </w:rPr>
+        <w:t xml:space="preserve"> https://opencv.org/releases/ </w:t>
       </w:r>
     </w:p>
     <w:p>
       <w:pPr>
+        <w:rPr>
+          <w:sz w:val="22"/>
+        </w:rPr>
+      </w:pPr>
+      <w:r>
+        <w:rPr>
+          <w:b/>
+          <w:bCs/>
+          <w:sz w:val="22"/>
+        </w:rPr>
+        <w:t>Mã nguồn:</w:t>
+      </w:r>
+      <w:r>
+        <w:rPr>
+          <w:sz w:val="22"/>
+        </w:rPr>
+        <w:t xml:space="preserve"> https://github.com/opencv/opencv   </w:t>
+      </w:r>
+    </w:p>
+    <w:p>
+      <w:pPr>
+        <w:rPr>
+          <w:sz w:val="22"/>
+        </w:rPr>
+      </w:pPr>
+      <w:r>
+        <w:rPr>
+          <w:b/>
+          <w:bCs/>
+          <w:sz w:val="22"/>
+        </w:rPr>
+        <w:t>Tài liệu:</w:t>
+      </w:r>
+      <w:r>
+        <w:rPr>
+          <w:sz w:val="22"/>
+        </w:rPr>
+        <w:t xml:space="preserve"> https://docs.opencv.org/</w:t>
+      </w:r>
+    </w:p>
+    <w:p>
+      <w:pPr>
         <w:pStyle w:val="Heading2"/>
         <w:rPr>
           <w:sz w:val="24"/>
@@ -1313,7 +1531,7 @@
     <w:p>
       <w:pPr>
         <w:pStyle w:val="CodeBlockCustom"/>
-        <w:shd w:val="clear" w:color="auto" w:fill="F0F4F8"/>
+        <w:shd w:val="clear" w:color="auto" w:fill="DBE5F1" w:themeFill="accent1" w:themeFillTint="33"/>
         <w:rPr>
           <w:sz w:val="22"/>
         </w:rPr>
@@ -1363,6 +1581,7 @@
         <w:rPr>
           <w:sz w:val="22"/>
         </w:rPr>
+        <w:lastRenderedPageBreak/>
         <w:t>Đường dẫn mặc định trong một số gói Windows là build\x64\vc16\lib và build\x64\vc16\bin; “vc16” là tên thư mục phân phối, không phải bằng chứng chắc chắn về compiler cụ thể. Hãy kiểm tra ABI/MSVC và các tệp thực tế của gói bạn tải.</w:t>
       </w:r>
     </w:p>
@@ -1398,7 +1617,7 @@
     <w:p>
       <w:pPr>
         <w:pStyle w:val="CodeBlockCustom"/>
-        <w:shd w:val="clear" w:color="auto" w:fill="F0F4F8"/>
+        <w:shd w:val="clear" w:color="auto" w:fill="DBE5F1" w:themeFill="accent1" w:themeFillTint="33"/>
         <w:rPr>
           <w:sz w:val="22"/>
         </w:rPr>
@@ -1433,7 +1652,7 @@
     <w:p>
       <w:pPr>
         <w:pStyle w:val="CodeBlockCustom"/>
-        <w:shd w:val="clear" w:color="auto" w:fill="F0F4F8"/>
+        <w:shd w:val="clear" w:color="auto" w:fill="DBE5F1" w:themeFill="accent1" w:themeFillTint="33"/>
         <w:rPr>
           <w:sz w:val="22"/>
         </w:rPr>
@@ -1498,12 +1717,6 @@
           <w:sz w:val="22"/>
         </w:rPr>
         <w:br/>
-      </w:r>
-      <w:r>
-        <w:rPr>
-          <w:sz w:val="22"/>
-        </w:rPr>
-        <w:lastRenderedPageBreak/>
         <w:t>cmake --build "C:\SDK\opencv-src\build" --config Release --parallel 4</w:t>
       </w:r>
       <w:r>
@@ -1558,9 +1771,17 @@
       </w:pPr>
       <w:r>
         <w:rPr>
-          <w:sz w:val="22"/>
-        </w:rPr>
-        <w:t>Repository chính thức: https://github.com/Tencent/ncnn  |  Hướng dẫn: https://github.com/Tencent/ncnn/wiki/how-to-build</w:t>
+          <w:b/>
+          <w:bCs/>
+          <w:sz w:val="22"/>
+        </w:rPr>
+        <w:t>Trang chính thức:</w:t>
+      </w:r>
+      <w:r>
+        <w:rPr>
+          <w:sz w:val="22"/>
+        </w:rPr>
+        <w:t xml:space="preserve"> https://github.com/Tencent/ncnn</w:t>
       </w:r>
     </w:p>
     <w:p>
@@ -1575,17 +1796,38 @@
           <w:bCs/>
           <w:sz w:val="22"/>
         </w:rPr>
-        <w:t>Lý do tự build:</w:t>
-      </w:r>
-      <w:r>
-        <w:rPr>
-          <w:sz w:val="22"/>
-        </w:rPr>
-        <w:t xml:space="preserve"> tạo bộ thư viện MSVC x64 đồng nhất với môi trường C++ đang cài. Cấu hình dưới đây dành cho CPU, không yêu cầu Vulkan hoặc CUDA. Một số nhánh NCNN có thể thêm/bớt tùy chọn CMake; nếu configure báo unused option thì kiểm tra CMakeLists.txt của revision đã tải.</w:t>
+        <w:t>Hướng dẫn:</w:t>
+      </w:r>
+      <w:r>
+        <w:rPr>
+          <w:sz w:val="22"/>
+        </w:rPr>
+        <w:t xml:space="preserve"> https://github.com/Tencent/ncnn/wiki/how-to-build</w:t>
       </w:r>
     </w:p>
     <w:p>
       <w:pPr>
+        <w:rPr>
+          <w:sz w:val="22"/>
+        </w:rPr>
+      </w:pPr>
+      <w:r>
+        <w:rPr>
+          <w:b/>
+          <w:bCs/>
+          <w:sz w:val="22"/>
+        </w:rPr>
+        <w:t>Lý do tự build:</w:t>
+      </w:r>
+      <w:r>
+        <w:rPr>
+          <w:sz w:val="22"/>
+        </w:rPr>
+        <w:t xml:space="preserve"> tạo bộ thư viện MSVC x64 đồng nhất với môi trường C++ đang cài. Cấu hình dưới đây dành cho CPU, không yêu cầu Vulkan hoặc CUDA. Một số nhánh NCNN có thể thêm/bớt tùy chọn CMake; nếu configure báo unused option thì kiểm tra CMakeLists.txt của revision đã tải.</w:t>
+      </w:r>
+    </w:p>
+    <w:p>
+      <w:pPr>
         <w:pStyle w:val="Heading2"/>
         <w:rPr>
           <w:sz w:val="24"/>
@@ -1603,7 +1845,7 @@
     <w:p>
       <w:pPr>
         <w:pStyle w:val="CodeBlockCustom"/>
-        <w:shd w:val="clear" w:color="auto" w:fill="F0F4F8"/>
+        <w:shd w:val="clear" w:color="auto" w:fill="DBE5F1" w:themeFill="accent1" w:themeFillTint="33"/>
         <w:rPr>
           <w:sz w:val="22"/>
         </w:rPr>
@@ -1669,13 +1911,14 @@
           <w:sz w:val="24"/>
           <w:szCs w:val="24"/>
         </w:rPr>
+        <w:lastRenderedPageBreak/>
         <w:t>8.2. Cấu hình và cài đặt NCNN Release</w:t>
       </w:r>
     </w:p>
     <w:p>
       <w:pPr>
         <w:pStyle w:val="CodeBlockCustom"/>
-        <w:shd w:val="clear" w:color="auto" w:fill="F0F4F8"/>
+        <w:shd w:val="clear" w:color="auto" w:fill="DBE5F1" w:themeFill="accent1" w:themeFillTint="33"/>
         <w:rPr>
           <w:sz w:val="22"/>
         </w:rPr>
@@ -1821,19 +2064,13 @@
     <w:p>
       <w:pPr>
         <w:pStyle w:val="CodeBlockCustom"/>
-        <w:shd w:val="clear" w:color="auto" w:fill="F0F4F8"/>
+        <w:shd w:val="clear" w:color="auto" w:fill="DBE5F1" w:themeFill="accent1" w:themeFillTint="33"/>
         <w:ind w:left="180"/>
         <w:rPr>
           <w:sz w:val="22"/>
         </w:rPr>
       </w:pPr>
       <w:bookmarkStart w:id="0" w:name="_Hlk240752455"/>
-      <w:r>
-        <w:rPr>
-          <w:sz w:val="22"/>
-        </w:rPr>
-        <w:br/>
-      </w:r>
       <w:bookmarkStart w:id="1" w:name="_Hlk240752449"/>
       <w:r>
         <w:rPr>
@@ -1872,21 +2109,14 @@
     <w:p>
       <w:pPr>
         <w:pStyle w:val="Heading2"/>
-      </w:pPr>
-    </w:p>
-    <w:p/>
-    <w:p>
-      <w:pPr>
-        <w:pStyle w:val="Heading2"/>
-        <w:rPr>
-          <w:sz w:val="22"/>
-        </w:rPr>
-      </w:pPr>
-      <w:r>
-        <w:rPr>
-          <w:sz w:val="22"/>
-        </w:rPr>
-        <w:lastRenderedPageBreak/>
+        <w:rPr>
+          <w:sz w:val="22"/>
+        </w:rPr>
+      </w:pPr>
+      <w:r>
+        <w:rPr>
+          <w:sz w:val="22"/>
+        </w:rPr>
         <w:t xml:space="preserve">Kiểm tra </w:t>
       </w:r>
       <w:r>
@@ -1905,7 +2135,7 @@
     <w:p>
       <w:pPr>
         <w:pStyle w:val="CodeBlockCustom"/>
-        <w:shd w:val="clear" w:color="auto" w:fill="F0F4F8"/>
+        <w:shd w:val="clear" w:color="auto" w:fill="DBE5F1" w:themeFill="accent1" w:themeFillTint="33"/>
         <w:ind w:left="180"/>
         <w:rPr>
           <w:sz w:val="22"/>
@@ -1921,29 +2151,23 @@
         <w:rPr>
           <w:sz w:val="22"/>
         </w:rPr>
-        <w:t xml:space="preserve">Get-ChildItem "C:\SDK\ncnn\install" ` </w:t>
+        <w:t>Get-ChildItem "C:\SDK\ncnn\install" ` -Filter "*ncnn*config.cmake" ` -Recurse | Select-Object FullName</w:t>
       </w:r>
     </w:p>
     <w:p>
       <w:pPr>
         <w:pStyle w:val="CodeBlockCustom"/>
-        <w:shd w:val="clear" w:color="auto" w:fill="F0F4F8"/>
+        <w:shd w:val="clear" w:color="auto" w:fill="DBE5F1" w:themeFill="accent1" w:themeFillTint="33"/>
         <w:ind w:left="180"/>
         <w:rPr>
           <w:sz w:val="22"/>
         </w:rPr>
       </w:pPr>
-      <w:r>
-        <w:rPr>
-          <w:sz w:val="22"/>
-        </w:rPr>
-        <w:t xml:space="preserve">-Filter "*ncnn*config.cmake" ` </w:t>
-      </w:r>
     </w:p>
     <w:p>
       <w:pPr>
         <w:pStyle w:val="CodeBlockCustom"/>
-        <w:shd w:val="clear" w:color="auto" w:fill="F0F4F8"/>
+        <w:shd w:val="clear" w:color="auto" w:fill="DBE5F1" w:themeFill="accent1" w:themeFillTint="33"/>
         <w:ind w:left="180"/>
         <w:rPr>
           <w:sz w:val="22"/>
@@ -1953,55 +2177,49 @@
         <w:rPr>
           <w:sz w:val="22"/>
         </w:rPr>
-        <w:t xml:space="preserve">-Recurse | </w:t>
+        <w:t>Get-ChildItem "C:\SDK\ncnn\install\lib" ` -Filter "*.lib" ` -Recurse | Select-Object FullName</w:t>
       </w:r>
     </w:p>
     <w:p>
       <w:pPr>
         <w:pStyle w:val="CodeBlockCustom"/>
-        <w:shd w:val="clear" w:color="auto" w:fill="F0F4F8"/>
+        <w:shd w:val="clear" w:color="auto" w:fill="DBE5F1" w:themeFill="accent1" w:themeFillTint="33"/>
         <w:ind w:left="180"/>
         <w:rPr>
           <w:sz w:val="22"/>
         </w:rPr>
       </w:pPr>
-      <w:r>
-        <w:rPr>
-          <w:sz w:val="22"/>
-        </w:rPr>
-        <w:t>Select-Object FullName</w:t>
-      </w:r>
     </w:p>
     <w:p>
       <w:pPr>
         <w:pStyle w:val="CodeBlockCustom"/>
-        <w:shd w:val="clear" w:color="auto" w:fill="F0F4F8"/>
+        <w:shd w:val="clear" w:color="auto" w:fill="DBE5F1" w:themeFill="accent1" w:themeFillTint="33"/>
         <w:ind w:left="180"/>
         <w:rPr>
           <w:sz w:val="22"/>
         </w:rPr>
       </w:pPr>
+      <w:r>
+        <w:rPr>
+          <w:sz w:val="22"/>
+        </w:rPr>
+        <w:t>Get-ChildItem "C:\SDK\opencv-4.14.0\opencv\build\x64\vc16\lib" ` -Filter "*.lib" | Select-Object Name</w:t>
+      </w:r>
     </w:p>
     <w:p>
       <w:pPr>
         <w:pStyle w:val="CodeBlockCustom"/>
-        <w:shd w:val="clear" w:color="auto" w:fill="F0F4F8"/>
+        <w:shd w:val="clear" w:color="auto" w:fill="DBE5F1" w:themeFill="accent1" w:themeFillTint="33"/>
         <w:ind w:left="180"/>
         <w:rPr>
           <w:sz w:val="22"/>
         </w:rPr>
       </w:pPr>
-      <w:r>
-        <w:rPr>
-          <w:sz w:val="22"/>
-        </w:rPr>
-        <w:t xml:space="preserve">Get-ChildItem "C:\SDK\ncnn\install\lib" ` </w:t>
-      </w:r>
     </w:p>
     <w:p>
       <w:pPr>
         <w:pStyle w:val="CodeBlockCustom"/>
-        <w:shd w:val="clear" w:color="auto" w:fill="F0F4F8"/>
+        <w:shd w:val="clear" w:color="auto" w:fill="DBE5F1" w:themeFill="accent1" w:themeFillTint="33"/>
         <w:ind w:left="180"/>
         <w:rPr>
           <w:sz w:val="22"/>
@@ -2011,126 +2229,422 @@
         <w:rPr>
           <w:sz w:val="22"/>
         </w:rPr>
-        <w:t xml:space="preserve">-Filter "*.lib" ` </w:t>
+        <w:t>Test-Path "C:\Qt\6.11.2\msvc2022_64\lib\cmake\Qt6\Qt6Config.cmake"</w:t>
       </w:r>
     </w:p>
     <w:p>
       <w:pPr>
-        <w:pStyle w:val="CodeBlockCustom"/>
-        <w:shd w:val="clear" w:color="auto" w:fill="F0F4F8"/>
-        <w:ind w:left="180"/>
-        <w:rPr>
-          <w:sz w:val="22"/>
-        </w:rPr>
-      </w:pPr>
-      <w:r>
-        <w:rPr>
-          <w:sz w:val="22"/>
-        </w:rPr>
-        <w:t xml:space="preserve">-Recurse | </w:t>
+        <w:pStyle w:val="Heading2"/>
+        <w:rPr>
+          <w:sz w:val="24"/>
+          <w:szCs w:val="24"/>
+        </w:rPr>
+      </w:pPr>
+      <w:r>
+        <w:rPr>
+          <w:sz w:val="24"/>
+          <w:szCs w:val="24"/>
+        </w:rPr>
+        <w:t>8.</w:t>
+      </w:r>
+      <w:r>
+        <w:rPr>
+          <w:sz w:val="24"/>
+          <w:szCs w:val="24"/>
+        </w:rPr>
+        <w:t>3</w:t>
+      </w:r>
+      <w:r>
+        <w:rPr>
+          <w:sz w:val="24"/>
+          <w:szCs w:val="24"/>
+        </w:rPr>
+        <w:t>. Cài thêm NCNN Debug (tùy chọn nhưng cần khi gỡ lỗi C++)</w:t>
       </w:r>
     </w:p>
     <w:p>
       <w:pPr>
         <w:pStyle w:val="CodeBlockCustom"/>
-        <w:shd w:val="clear" w:color="auto" w:fill="F0F4F8"/>
-        <w:ind w:left="180"/>
-        <w:rPr>
-          <w:sz w:val="22"/>
-        </w:rPr>
-      </w:pPr>
-      <w:r>
-        <w:rPr>
-          <w:sz w:val="22"/>
-        </w:rPr>
-        <w:t>Select-Object FullName</w:t>
+        <w:shd w:val="clear" w:color="auto" w:fill="DBE5F1" w:themeFill="accent1" w:themeFillTint="33"/>
+        <w:rPr>
+          <w:sz w:val="22"/>
+        </w:rPr>
+      </w:pPr>
+      <w:r>
+        <w:rPr>
+          <w:sz w:val="22"/>
+        </w:rPr>
+        <w:t>cmake -S "C:\SDK\ncnn\source" `</w:t>
+      </w:r>
+      <w:r>
+        <w:rPr>
+          <w:sz w:val="22"/>
+        </w:rPr>
+        <w:br/>
+        <w:t xml:space="preserve">  -B "C:\SDK\ncnn\build-debug" `</w:t>
+      </w:r>
+      <w:r>
+        <w:rPr>
+          <w:sz w:val="22"/>
+        </w:rPr>
+        <w:br/>
+        <w:t xml:space="preserve">  -G "Visual Studio 17 2022" -A x64 `</w:t>
+      </w:r>
+      <w:r>
+        <w:rPr>
+          <w:sz w:val="22"/>
+        </w:rPr>
+        <w:br/>
+        <w:t xml:space="preserve">  -DCMAKE_INSTALL_PREFIX="C:/SDK/ncnn/install-debug" `</w:t>
+      </w:r>
+      <w:r>
+        <w:rPr>
+          <w:sz w:val="22"/>
+        </w:rPr>
+        <w:br/>
+        <w:t xml:space="preserve">  -DNCNN_VULKAN=OFF -DNCNN_OPENMP=ON `</w:t>
+      </w:r>
+      <w:r>
+        <w:rPr>
+          <w:sz w:val="22"/>
+        </w:rPr>
+        <w:br/>
+        <w:t xml:space="preserve">  -DNCNN_SHARED_LIB=OFF `</w:t>
+      </w:r>
+      <w:r>
+        <w:rPr>
+          <w:sz w:val="22"/>
+        </w:rPr>
+        <w:br/>
+        <w:t xml:space="preserve">  -DNCNN_BUILD_WITH_STATIC_CRT=OFF `</w:t>
+      </w:r>
+      <w:r>
+        <w:rPr>
+          <w:sz w:val="22"/>
+        </w:rPr>
+        <w:br/>
+        <w:t xml:space="preserve">  -DNCNN_BUILD_TOOLS=OFF `</w:t>
+      </w:r>
+      <w:r>
+        <w:rPr>
+          <w:sz w:val="22"/>
+        </w:rPr>
+        <w:br/>
+        <w:t xml:space="preserve">  -DNCNN_BUILD_EXAMPLES=OFF `</w:t>
+      </w:r>
+      <w:r>
+        <w:rPr>
+          <w:sz w:val="22"/>
+        </w:rPr>
+        <w:br/>
+        <w:t xml:space="preserve">  -DNCNN_BUILD_TESTS=OFF `</w:t>
+      </w:r>
+      <w:r>
+        <w:rPr>
+          <w:sz w:val="22"/>
+        </w:rPr>
+        <w:br/>
+        <w:t xml:space="preserve">  -DNCNN_BUILD_BENCHMARK=OFF</w:t>
+      </w:r>
+      <w:r>
+        <w:rPr>
+          <w:sz w:val="22"/>
+        </w:rPr>
+        <w:br/>
+        <w:t>cmake --build "C:\SDK\ncnn\build-debug" --config Debug --parallel 4</w:t>
+      </w:r>
+      <w:r>
+        <w:rPr>
+          <w:sz w:val="22"/>
+        </w:rPr>
+        <w:br/>
+        <w:t>cmake --install "C:\SDK\ncnn\build-debug" --config Debug</w:t>
       </w:r>
     </w:p>
     <w:p>
       <w:pPr>
-        <w:pStyle w:val="CodeBlockCustom"/>
-        <w:shd w:val="clear" w:color="auto" w:fill="F0F4F8"/>
-        <w:ind w:left="180"/>
-        <w:rPr>
-          <w:sz w:val="22"/>
-        </w:rPr>
-      </w:pPr>
+        <w:pStyle w:val="Heading1"/>
+      </w:pPr>
+      <w:r>
+        <w:lastRenderedPageBreak/>
+        <w:t>9</w:t>
+      </w:r>
+      <w:r>
+        <w:t xml:space="preserve">. </w:t>
+      </w:r>
+      <w:r>
+        <w:t>Cấu hình NCNN cho ObjectDetectCore</w:t>
+      </w:r>
     </w:p>
     <w:p>
       <w:pPr>
-        <w:pStyle w:val="CodeBlockCustom"/>
-        <w:shd w:val="clear" w:color="auto" w:fill="F0F4F8"/>
-        <w:ind w:left="180"/>
-        <w:rPr>
-          <w:sz w:val="22"/>
-        </w:rPr>
-      </w:pPr>
-      <w:r>
-        <w:rPr>
-          <w:sz w:val="22"/>
-        </w:rPr>
-        <w:t xml:space="preserve">Get-ChildItem "C:\SDK\opencv-4.14.0\opencv\build\x64\vc16\lib" ` </w:t>
+        <w:pStyle w:val="Heading2"/>
+        <w:rPr>
+          <w:sz w:val="24"/>
+          <w:szCs w:val="24"/>
+        </w:rPr>
+      </w:pPr>
+      <w:r>
+        <w:rPr>
+          <w:sz w:val="24"/>
+          <w:szCs w:val="24"/>
+        </w:rPr>
+        <w:t>9</w:t>
+      </w:r>
+      <w:r>
+        <w:rPr>
+          <w:sz w:val="24"/>
+          <w:szCs w:val="24"/>
+        </w:rPr>
+        <w:t>.</w:t>
+      </w:r>
+      <w:r>
+        <w:rPr>
+          <w:sz w:val="24"/>
+          <w:szCs w:val="24"/>
+        </w:rPr>
+        <w:t>1</w:t>
+      </w:r>
+      <w:r>
+        <w:rPr>
+          <w:sz w:val="24"/>
+          <w:szCs w:val="24"/>
+        </w:rPr>
+        <w:t xml:space="preserve">. Cấu hình </w:t>
+      </w:r>
+      <w:r>
+        <w:rPr>
+          <w:sz w:val="24"/>
+          <w:szCs w:val="24"/>
+        </w:rPr>
+        <w:t>C</w:t>
+      </w:r>
+      <w:r>
+        <w:rPr>
+          <w:sz w:val="24"/>
+          <w:szCs w:val="24"/>
+        </w:rPr>
+        <w:t>m</w:t>
+      </w:r>
+      <w:r>
+        <w:rPr>
+          <w:sz w:val="24"/>
+          <w:szCs w:val="24"/>
+        </w:rPr>
+        <w:t>ake</w:t>
+      </w:r>
+      <w:r>
+        <w:rPr>
+          <w:sz w:val="24"/>
+          <w:szCs w:val="24"/>
+        </w:rPr>
+        <w:t xml:space="preserve"> và biên dịch</w:t>
       </w:r>
     </w:p>
     <w:p>
-      <w:pPr>
-        <w:pStyle w:val="CodeBlockCustom"/>
-        <w:shd w:val="clear" w:color="auto" w:fill="F0F4F8"/>
-        <w:ind w:left="180"/>
-        <w:rPr>
-          <w:sz w:val="22"/>
-        </w:rPr>
-      </w:pPr>
-      <w:r>
-        <w:rPr>
-          <w:sz w:val="22"/>
-        </w:rPr>
-        <w:t xml:space="preserve">-Filter "*.lib" | </w:t>
+      <w:r>
+        <w:rPr>
+          <w:sz w:val="22"/>
+        </w:rPr>
+        <w:t>- Tại đường dẫn dự án:</w:t>
       </w:r>
     </w:p>
     <w:p>
       <w:pPr>
         <w:pStyle w:val="CodeBlockCustom"/>
-        <w:shd w:val="clear" w:color="auto" w:fill="F0F4F8"/>
-        <w:ind w:left="180"/>
-        <w:rPr>
-          <w:sz w:val="22"/>
-        </w:rPr>
-      </w:pPr>
-      <w:r>
-        <w:rPr>
-          <w:sz w:val="22"/>
-        </w:rPr>
-        <w:t>Select-Object Name</w:t>
+        <w:shd w:val="clear" w:color="auto" w:fill="DBE5F1" w:themeFill="accent1" w:themeFillTint="33"/>
+        <w:rPr>
+          <w:sz w:val="22"/>
+        </w:rPr>
+      </w:pPr>
+      <w:r>
+        <w:rPr>
+          <w:sz w:val="22"/>
+        </w:rPr>
+        <w:t>cmake `</w:t>
+      </w:r>
+      <w:r>
+        <w:rPr>
+          <w:sz w:val="22"/>
+        </w:rPr>
+        <w:br/>
+      </w:r>
+      <w:r>
+        <w:rPr>
+          <w:sz w:val="22"/>
+        </w:rPr>
+        <w:t xml:space="preserve">  -S . `</w:t>
       </w:r>
     </w:p>
     <w:p>
       <w:pPr>
         <w:pStyle w:val="CodeBlockCustom"/>
-        <w:shd w:val="clear" w:color="auto" w:fill="F0F4F8"/>
-        <w:ind w:left="180"/>
-        <w:rPr>
-          <w:sz w:val="22"/>
-        </w:rPr>
-      </w:pPr>
+        <w:shd w:val="clear" w:color="auto" w:fill="DBE5F1" w:themeFill="accent1" w:themeFillTint="33"/>
+        <w:rPr>
+          <w:sz w:val="22"/>
+        </w:rPr>
+      </w:pPr>
+      <w:r>
+        <w:rPr>
+          <w:sz w:val="22"/>
+        </w:rPr>
+        <w:t xml:space="preserve">  -B build-release `</w:t>
+      </w:r>
     </w:p>
     <w:p>
       <w:pPr>
         <w:pStyle w:val="CodeBlockCustom"/>
-        <w:shd w:val="clear" w:color="auto" w:fill="F0F4F8"/>
+        <w:shd w:val="clear" w:color="auto" w:fill="DBE5F1" w:themeFill="accent1" w:themeFillTint="33"/>
+        <w:rPr>
+          <w:sz w:val="22"/>
+        </w:rPr>
+      </w:pPr>
+      <w:r>
+        <w:rPr>
+          <w:sz w:val="22"/>
+        </w:rPr>
+        <w:t xml:space="preserve">  -G "Visual Studio 17 2022" `</w:t>
+      </w:r>
+    </w:p>
+    <w:p>
+      <w:pPr>
+        <w:pStyle w:val="CodeBlockCustom"/>
+        <w:shd w:val="clear" w:color="auto" w:fill="DBE5F1" w:themeFill="accent1" w:themeFillTint="33"/>
+        <w:rPr>
+          <w:sz w:val="22"/>
+        </w:rPr>
+      </w:pPr>
+      <w:r>
+        <w:rPr>
+          <w:sz w:val="22"/>
+        </w:rPr>
+        <w:t xml:space="preserve">  -A x64 `</w:t>
+      </w:r>
+    </w:p>
+    <w:p>
+      <w:pPr>
+        <w:pStyle w:val="CodeBlockCustom"/>
+        <w:shd w:val="clear" w:color="auto" w:fill="DBE5F1" w:themeFill="accent1" w:themeFillTint="33"/>
+        <w:rPr>
+          <w:sz w:val="22"/>
+        </w:rPr>
+      </w:pPr>
+      <w:r>
+        <w:rPr>
+          <w:sz w:val="22"/>
+        </w:rPr>
+        <w:t xml:space="preserve">  -DCMAKE_PREFIX_PATH="C:/Qt/6.11.2/msvc2022_64" `</w:t>
+      </w:r>
+    </w:p>
+    <w:p>
+      <w:pPr>
+        <w:pStyle w:val="CodeBlockCustom"/>
+        <w:shd w:val="clear" w:color="auto" w:fill="DBE5F1" w:themeFill="accent1" w:themeFillTint="33"/>
+        <w:rPr>
+          <w:sz w:val="22"/>
+        </w:rPr>
+      </w:pPr>
+      <w:r>
+        <w:rPr>
+          <w:sz w:val="22"/>
+        </w:rPr>
+        <w:t xml:space="preserve">  -DOpenCV_DIR="C:/SDK/opencv-4.14.0/opencv/build/x64/vc16/lib" `</w:t>
+      </w:r>
+    </w:p>
+    <w:p>
+      <w:pPr>
+        <w:pStyle w:val="CodeBlockCustom"/>
+        <w:shd w:val="clear" w:color="auto" w:fill="DBE5F1" w:themeFill="accent1" w:themeFillTint="33"/>
+        <w:rPr>
+          <w:sz w:val="22"/>
+        </w:rPr>
+      </w:pPr>
+      <w:r>
+        <w:rPr>
+          <w:sz w:val="22"/>
+        </w:rPr>
+        <w:t xml:space="preserve">  -Dncnn_DIR="C:/SDK/ncnn/install/lib/cmake/ncnn" `</w:t>
+      </w:r>
+    </w:p>
+    <w:p>
+      <w:pPr>
+        <w:pStyle w:val="CodeBlockCustom"/>
+        <w:shd w:val="clear" w:color="auto" w:fill="DBE5F1" w:themeFill="accent1" w:themeFillTint="33"/>
+        <w:rPr>
+          <w:sz w:val="22"/>
+        </w:rPr>
+      </w:pPr>
+      <w:r>
+        <w:rPr>
+          <w:sz w:val="22"/>
+        </w:rPr>
+        <w:t xml:space="preserve">  -DBUILD_DESKTOP=ON `</w:t>
+      </w:r>
+    </w:p>
+    <w:p>
+      <w:pPr>
+        <w:pStyle w:val="CodeBlockCustom"/>
+        <w:shd w:val="clear" w:color="auto" w:fill="DBE5F1" w:themeFill="accent1" w:themeFillTint="33"/>
+      </w:pPr>
+      <w:r>
+        <w:rPr>
+          <w:sz w:val="22"/>
+        </w:rPr>
+        <w:t xml:space="preserve">  -DBUILD_TESTS=ON</w:t>
+      </w:r>
+    </w:p>
+    <w:p>
+      <w:pPr>
+        <w:pStyle w:val="CodeBlockCustom"/>
+        <w:shd w:val="clear" w:color="auto" w:fill="DBE5F1" w:themeFill="accent1" w:themeFillTint="33"/>
         <w:ind w:left="180"/>
-        <w:rPr>
-          <w:sz w:val="22"/>
-        </w:rPr>
-      </w:pPr>
-      <w:r>
-        <w:rPr>
-          <w:sz w:val="22"/>
-        </w:rPr>
-        <w:t>Test-Path "C:\Qt\6.11.2\msvc2022_64\lib\cmake\Qt6\Qt6Config.cmake"</w:t>
+      </w:pPr>
+      <w:r>
+        <w:rPr>
+          <w:sz w:val="22"/>
+        </w:rPr>
+        <w:t>cmake --build build-release --config Release --parallel 4</w:t>
       </w:r>
     </w:p>
-    <w:p/>
+    <w:p>
+      <w:pPr>
+        <w:pStyle w:val="Heading2"/>
+        <w:rPr>
+          <w:sz w:val="22"/>
+        </w:rPr>
+      </w:pPr>
+      <w:r>
+        <w:rPr>
+          <w:sz w:val="22"/>
+        </w:rPr>
+        <w:t xml:space="preserve">Kiểm tra </w:t>
+      </w:r>
+      <w:r>
+        <w:rPr>
+          <w:sz w:val="22"/>
+        </w:rPr>
+        <w:t>tệp thực thi</w:t>
+      </w:r>
+      <w:r>
+        <w:rPr>
+          <w:sz w:val="22"/>
+        </w:rPr>
+        <w:t>:</w:t>
+      </w:r>
+    </w:p>
+    <w:p>
+      <w:pPr>
+        <w:pStyle w:val="CodeBlockCustom"/>
+        <w:shd w:val="clear" w:color="auto" w:fill="DBE5F1" w:themeFill="accent1" w:themeFillTint="33"/>
+        <w:ind w:left="180"/>
+      </w:pPr>
+      <w:r>
+        <w:rPr>
+          <w:sz w:val="22"/>
+        </w:rPr>
+        <w:t>Test-Path ".\build-release\Release\detectcore_desktop.exe"</w:t>
+      </w:r>
+    </w:p>
     <w:p>
       <w:pPr>
         <w:pStyle w:val="Heading2"/>
@@ -2139,880 +2653,279 @@
           <w:szCs w:val="24"/>
         </w:rPr>
       </w:pPr>
+      <w:r>
+        <w:rPr>
+          <w:sz w:val="24"/>
+          <w:szCs w:val="24"/>
+        </w:rPr>
+        <w:t>9</w:t>
+      </w:r>
+      <w:r>
+        <w:rPr>
+          <w:sz w:val="24"/>
+          <w:szCs w:val="24"/>
+        </w:rPr>
+        <w:t>.</w:t>
+      </w:r>
+      <w:r>
+        <w:rPr>
+          <w:sz w:val="24"/>
+          <w:szCs w:val="24"/>
+        </w:rPr>
+        <w:t>2</w:t>
+      </w:r>
+      <w:r>
+        <w:rPr>
+          <w:sz w:val="24"/>
+          <w:szCs w:val="24"/>
+        </w:rPr>
+        <w:t xml:space="preserve">. </w:t>
+      </w:r>
+      <w:r>
+        <w:rPr>
+          <w:sz w:val="24"/>
+          <w:szCs w:val="24"/>
+        </w:rPr>
+        <w:t>Kiểm tra các thư viện DLL thực tế trên máy</w:t>
+      </w:r>
     </w:p>
     <w:p>
       <w:pPr>
-        <w:pStyle w:val="Heading2"/>
-        <w:rPr>
-          <w:sz w:val="24"/>
-          <w:szCs w:val="24"/>
-        </w:rPr>
-      </w:pPr>
-      <w:r>
-        <w:rPr>
-          <w:sz w:val="24"/>
-          <w:szCs w:val="24"/>
-        </w:rPr>
-        <w:t>8.3. Cài thêm NCNN Debug (tùy chọn nhưng cần khi gỡ lỗi C++)</w:t>
+        <w:rPr>
+          <w:sz w:val="22"/>
+        </w:rPr>
+      </w:pPr>
+      <w:r>
+        <w:rPr>
+          <w:sz w:val="22"/>
+        </w:rPr>
+        <w:t xml:space="preserve">- </w:t>
+      </w:r>
+      <w:r>
+        <w:rPr>
+          <w:sz w:val="22"/>
+        </w:rPr>
+        <w:t>Tìm vị trí thư viện OpenCV:</w:t>
       </w:r>
     </w:p>
     <w:p>
       <w:pPr>
-        <w:pStyle w:val="CodeBlockCustom"/>
-        <w:shd w:val="clear" w:color="auto" w:fill="F0F4F8"/>
-        <w:rPr>
-          <w:sz w:val="22"/>
-        </w:rPr>
-      </w:pPr>
-      <w:r>
-        <w:rPr>
-          <w:sz w:val="22"/>
-        </w:rPr>
-        <w:t>cmake -S "C:\SDK\ncnn\source" `</w:t>
-      </w:r>
-      <w:r>
-        <w:rPr>
-          <w:sz w:val="22"/>
-        </w:rPr>
-        <w:br/>
-        <w:t xml:space="preserve">  -B "C:\SDK\ncnn\build-debug" `</w:t>
-      </w:r>
-      <w:r>
-        <w:rPr>
-          <w:sz w:val="22"/>
-        </w:rPr>
-        <w:br/>
-        <w:t xml:space="preserve">  -G "Visual Studio 17 2022" -A x64 `</w:t>
-      </w:r>
-      <w:r>
-        <w:rPr>
-          <w:sz w:val="22"/>
-        </w:rPr>
-        <w:br/>
-        <w:t xml:space="preserve">  -DCMAKE_INSTALL_PREFIX="C:/SDK/ncnn/install-debug" `</w:t>
-      </w:r>
-      <w:r>
-        <w:rPr>
-          <w:sz w:val="22"/>
-        </w:rPr>
-        <w:br/>
-        <w:t xml:space="preserve">  -DNCNN_VULKAN=OFF -DNCNN_OPENMP=ON `</w:t>
-      </w:r>
-      <w:r>
-        <w:rPr>
-          <w:sz w:val="22"/>
-        </w:rPr>
-        <w:br/>
-        <w:t xml:space="preserve">  -DNCNN_SHARED_LIB=OFF `</w:t>
-      </w:r>
-      <w:r>
-        <w:rPr>
-          <w:sz w:val="22"/>
-        </w:rPr>
-        <w:br/>
-        <w:t xml:space="preserve">  -DNCNN_BUILD_WITH_STATIC_CRT=OFF `</w:t>
-      </w:r>
-      <w:r>
-        <w:rPr>
-          <w:sz w:val="22"/>
-        </w:rPr>
-        <w:br/>
-        <w:t xml:space="preserve">  -DNCNN_BUILD_TOOLS=OFF `</w:t>
-      </w:r>
-      <w:r>
-        <w:rPr>
-          <w:sz w:val="22"/>
-        </w:rPr>
-        <w:br/>
-        <w:t xml:space="preserve">  -DNCNN_BUILD_EXAMPLES=OFF `</w:t>
-      </w:r>
-      <w:r>
-        <w:rPr>
-          <w:sz w:val="22"/>
-        </w:rPr>
-        <w:br/>
-        <w:t xml:space="preserve">  -DNCNN_BUILD_TESTS=OFF `</w:t>
-      </w:r>
-      <w:r>
-        <w:rPr>
-          <w:sz w:val="22"/>
-        </w:rPr>
-        <w:br/>
-        <w:t xml:space="preserve">  -DNCNN_BUILD_BENCHMARK=OFF</w:t>
-      </w:r>
-      <w:r>
-        <w:rPr>
-          <w:sz w:val="22"/>
-        </w:rPr>
-        <w:br/>
-        <w:t>cmake --build "C:\SDK\ncnn\build-debug" --config Debug --parallel 4</w:t>
-      </w:r>
-      <w:r>
-        <w:rPr>
-          <w:sz w:val="22"/>
-        </w:rPr>
-        <w:br/>
-        <w:t>cmake --install "C:\SDK\ncnn\build-debug" --config Debug</w:t>
+        <w:shd w:val="clear" w:color="auto" w:fill="DBE5F1" w:themeFill="accent1" w:themeFillTint="33"/>
+        <w:ind w:left="270"/>
+        <w:rPr>
+          <w:rFonts w:ascii="Consolas" w:hAnsi="Consolas"/>
+          <w:sz w:val="22"/>
+        </w:rPr>
+      </w:pPr>
+      <w:r>
+        <w:rPr>
+          <w:rFonts w:ascii="Consolas" w:hAnsi="Consolas"/>
+          <w:sz w:val="22"/>
+        </w:rPr>
+        <w:t>Get-ChildItem `</w:t>
       </w:r>
     </w:p>
     <w:p>
       <w:pPr>
-        <w:pStyle w:val="NoteCustom"/>
-        <w:shd w:val="clear" w:color="auto" w:fill="E9F3FA"/>
-        <w:rPr>
-          <w:sz w:val="22"/>
-        </w:rPr>
-      </w:pPr>
-      <w:r>
-        <w:rPr>
-          <w:sz w:val="22"/>
-        </w:rPr>
-        <w:t>Không liên kết NCNN Release (/MD, _ITERATOR_DEBUG_LEVEL=0) vào một chương trình MSVC Debug (/MDd, _ITERATOR_DEBUG_LEVEL=2): có thể phát sinh LNK2038 / LNK1319. Hai bộ cài đặt NCNN Release và Debug cần tách biệt.</w:t>
+        <w:shd w:val="clear" w:color="auto" w:fill="DBE5F1" w:themeFill="accent1" w:themeFillTint="33"/>
+        <w:ind w:left="270"/>
+        <w:rPr>
+          <w:rFonts w:ascii="Consolas" w:hAnsi="Consolas"/>
+          <w:sz w:val="22"/>
+        </w:rPr>
+      </w:pPr>
+      <w:r>
+        <w:rPr>
+          <w:rFonts w:ascii="Consolas" w:hAnsi="Consolas"/>
+          <w:sz w:val="22"/>
+        </w:rPr>
+        <w:t xml:space="preserve">  "C:\SDK\opencv-4.14.0\opencv\build" `</w:t>
       </w:r>
     </w:p>
     <w:p>
       <w:pPr>
-        <w:pStyle w:val="Heading2"/>
-        <w:rPr>
-          <w:sz w:val="24"/>
-          <w:szCs w:val="24"/>
-        </w:rPr>
-      </w:pPr>
-      <w:r>
-        <w:rPr>
-          <w:sz w:val="24"/>
-          <w:szCs w:val="24"/>
-        </w:rPr>
-        <w:t>8.4. Kiểm tra tệp cài đặt NCNN</w:t>
+        <w:shd w:val="clear" w:color="auto" w:fill="DBE5F1" w:themeFill="accent1" w:themeFillTint="33"/>
+        <w:ind w:left="270"/>
+        <w:rPr>
+          <w:rFonts w:ascii="Consolas" w:hAnsi="Consolas"/>
+          <w:sz w:val="22"/>
+        </w:rPr>
+      </w:pPr>
+      <w:r>
+        <w:rPr>
+          <w:rFonts w:ascii="Consolas" w:hAnsi="Consolas"/>
+          <w:sz w:val="22"/>
+        </w:rPr>
+        <w:t xml:space="preserve">  -Filter "opencv_world4140.dll" `</w:t>
       </w:r>
     </w:p>
     <w:p>
       <w:pPr>
-        <w:pStyle w:val="CodeBlockCustom"/>
-        <w:shd w:val="clear" w:color="auto" w:fill="F0F4F8"/>
-        <w:rPr>
-          <w:sz w:val="22"/>
-        </w:rPr>
-      </w:pPr>
-      <w:r>
-        <w:rPr>
-          <w:sz w:val="22"/>
-        </w:rPr>
-        <w:t>Get-ChildItem "C:\SDK\ncnn\install-release" `</w:t>
-      </w:r>
-      <w:r>
-        <w:rPr>
-          <w:sz w:val="22"/>
-        </w:rPr>
-        <w:br/>
-        <w:t xml:space="preserve">  -Filter "*ncnn*config.cmake" -Recurse | Select-Object FullName</w:t>
-      </w:r>
-      <w:r>
-        <w:rPr>
-          <w:sz w:val="22"/>
-        </w:rPr>
-        <w:br/>
-        <w:t>Get-ChildItem "C:\SDK\ncnn\install-release" `</w:t>
-      </w:r>
-      <w:r>
-        <w:rPr>
-          <w:sz w:val="22"/>
-        </w:rPr>
-        <w:br/>
-        <w:t xml:space="preserve">  -Filter "ncnn*.lib" -Recurse | Select-Object FullName</w:t>
-      </w:r>
-      <w:r>
-        <w:rPr>
-          <w:sz w:val="22"/>
-        </w:rPr>
-        <w:br/>
-      </w:r>
-      <w:r>
-        <w:rPr>
-          <w:sz w:val="22"/>
-        </w:rPr>
-        <w:lastRenderedPageBreak/>
-        <w:t>Get-ChildItem "C:\SDK\ncnn\install-release" `</w:t>
-      </w:r>
-      <w:r>
-        <w:rPr>
-          <w:sz w:val="22"/>
-        </w:rPr>
-        <w:br/>
-        <w:t xml:space="preserve">  -Filter "net.h" -Recurse | Select-Object FullName</w:t>
+        <w:shd w:val="clear" w:color="auto" w:fill="DBE5F1" w:themeFill="accent1" w:themeFillTint="33"/>
+        <w:ind w:left="270"/>
+        <w:rPr>
+          <w:rFonts w:ascii="Consolas" w:hAnsi="Consolas"/>
+          <w:sz w:val="22"/>
+        </w:rPr>
+      </w:pPr>
+      <w:r>
+        <w:rPr>
+          <w:rFonts w:ascii="Consolas" w:hAnsi="Consolas"/>
+          <w:sz w:val="22"/>
+        </w:rPr>
+        <w:t xml:space="preserve">  -Recurse |</w:t>
       </w:r>
     </w:p>
     <w:p>
       <w:pPr>
-        <w:rPr>
-          <w:sz w:val="22"/>
-        </w:rPr>
-      </w:pPr>
-      <w:r>
-        <w:rPr>
-          <w:sz w:val="22"/>
-        </w:rPr>
-        <w:t>Một vị trí thường gặp của tệp cấu hình là C:\SDK\ncnn\install-release\lib\cmake\ncnn\ncnnConfig.cmake. Đường dẫn thực tế phải lấy theo lệnh tìm kiếm; không cần sửa mã nguồn thư viện chỉ để đổi tên đường dẫn.</w:t>
+        <w:shd w:val="clear" w:color="auto" w:fill="DBE5F1" w:themeFill="accent1" w:themeFillTint="33"/>
+        <w:ind w:left="270"/>
+        <w:rPr>
+          <w:rFonts w:ascii="Consolas" w:hAnsi="Consolas"/>
+          <w:sz w:val="22"/>
+        </w:rPr>
+      </w:pPr>
+      <w:r>
+        <w:rPr>
+          <w:rFonts w:ascii="Consolas" w:hAnsi="Consolas"/>
+          <w:sz w:val="22"/>
+        </w:rPr>
+        <w:t xml:space="preserve">  Select-Object FullName</w:t>
       </w:r>
     </w:p>
     <w:p>
       <w:pPr>
-        <w:pStyle w:val="Heading1"/>
-      </w:pPr>
-      <w:r>
-        <w:t>9. Bảng kiểm tra sau khi cài đặt</w:t>
-      </w:r>
-    </w:p>
-    <w:tbl>
-      <w:tblPr>
-        <w:tblStyle w:val="LightShading-Accent1"/>
-        <w:tblW w:w="0" w:type="auto"/>
-        <w:jc w:val="center"/>
-        <w:tblBorders>
-          <w:top w:val="single" w:sz="4" w:space="0" w:color="auto"/>
-          <w:left w:val="single" w:sz="4" w:space="0" w:color="auto"/>
-          <w:bottom w:val="single" w:sz="4" w:space="0" w:color="auto"/>
-          <w:right w:val="single" w:sz="4" w:space="0" w:color="auto"/>
-          <w:insideH w:val="single" w:sz="4" w:space="0" w:color="auto"/>
-          <w:insideV w:val="single" w:sz="4" w:space="0" w:color="auto"/>
-        </w:tblBorders>
-        <w:tblLook w:val="04A0" w:firstRow="1" w:lastRow="0" w:firstColumn="1" w:lastColumn="0" w:noHBand="0" w:noVBand="1"/>
-      </w:tblPr>
-      <w:tblGrid>
-        <w:gridCol w:w="3194"/>
-        <w:gridCol w:w="3194"/>
-        <w:gridCol w:w="3194"/>
-      </w:tblGrid>
-      <w:tr>
-        <w:trPr>
-          <w:cnfStyle w:val="100000000000" w:firstRow="1" w:lastRow="0" w:firstColumn="0" w:lastColumn="0" w:oddVBand="0" w:evenVBand="0" w:oddHBand="0" w:evenHBand="0" w:firstRowFirstColumn="0" w:firstRowLastColumn="0" w:lastRowFirstColumn="0" w:lastRowLastColumn="0"/>
-          <w:jc w:val="center"/>
-        </w:trPr>
-        <w:tc>
-          <w:tcPr>
-            <w:cnfStyle w:val="001000000000" w:firstRow="0" w:lastRow="0" w:firstColumn="1" w:lastColumn="0" w:oddVBand="0" w:evenVBand="0" w:oddHBand="0" w:evenHBand="0" w:firstRowFirstColumn="0" w:firstRowLastColumn="0" w:lastRowFirstColumn="0" w:lastRowLastColumn="0"/>
-            <w:tcW w:w="3194" w:type="dxa"/>
-            <w:tcBorders>
-              <w:top w:val="none" w:sz="0" w:space="0" w:color="auto"/>
-              <w:left w:val="none" w:sz="0" w:space="0" w:color="auto"/>
-              <w:bottom w:val="none" w:sz="0" w:space="0" w:color="auto"/>
-              <w:right w:val="none" w:sz="0" w:space="0" w:color="auto"/>
-            </w:tcBorders>
-            <w:vAlign w:val="center"/>
-          </w:tcPr>
-          <w:p>
-            <w:pPr>
-              <w:rPr>
-                <w:sz w:val="22"/>
-              </w:rPr>
-            </w:pPr>
-            <w:r>
-              <w:rPr>
-                <w:sz w:val="22"/>
-              </w:rPr>
-              <w:t>Công cụ</w:t>
-            </w:r>
-          </w:p>
-        </w:tc>
-        <w:tc>
-          <w:tcPr>
-            <w:tcW w:w="3194" w:type="dxa"/>
-            <w:tcBorders>
-              <w:top w:val="none" w:sz="0" w:space="0" w:color="auto"/>
-              <w:left w:val="none" w:sz="0" w:space="0" w:color="auto"/>
-              <w:bottom w:val="none" w:sz="0" w:space="0" w:color="auto"/>
-              <w:right w:val="none" w:sz="0" w:space="0" w:color="auto"/>
-            </w:tcBorders>
-            <w:vAlign w:val="center"/>
-          </w:tcPr>
-          <w:p>
-            <w:pPr>
-              <w:cnfStyle w:val="100000000000" w:firstRow="1" w:lastRow="0" w:firstColumn="0" w:lastColumn="0" w:oddVBand="0" w:evenVBand="0" w:oddHBand="0" w:evenHBand="0" w:firstRowFirstColumn="0" w:firstRowLastColumn="0" w:lastRowFirstColumn="0" w:lastRowLastColumn="0"/>
-              <w:rPr>
-                <w:sz w:val="22"/>
-              </w:rPr>
-            </w:pPr>
-            <w:r>
-              <w:rPr>
-                <w:sz w:val="22"/>
-              </w:rPr>
-              <w:t>Lệnh / vị trí kiểm tra</w:t>
-            </w:r>
-          </w:p>
-        </w:tc>
-        <w:tc>
-          <w:tcPr>
-            <w:tcW w:w="3194" w:type="dxa"/>
-            <w:tcBorders>
-              <w:top w:val="none" w:sz="0" w:space="0" w:color="auto"/>
-              <w:left w:val="none" w:sz="0" w:space="0" w:color="auto"/>
-              <w:bottom w:val="none" w:sz="0" w:space="0" w:color="auto"/>
-              <w:right w:val="none" w:sz="0" w:space="0" w:color="auto"/>
-            </w:tcBorders>
-            <w:vAlign w:val="center"/>
-          </w:tcPr>
-          <w:p>
-            <w:pPr>
-              <w:cnfStyle w:val="100000000000" w:firstRow="1" w:lastRow="0" w:firstColumn="0" w:lastColumn="0" w:oddVBand="0" w:evenVBand="0" w:oddHBand="0" w:evenHBand="0" w:firstRowFirstColumn="0" w:firstRowLastColumn="0" w:lastRowFirstColumn="0" w:lastRowLastColumn="0"/>
-              <w:rPr>
-                <w:sz w:val="22"/>
-              </w:rPr>
-            </w:pPr>
-            <w:r>
-              <w:rPr>
-                <w:sz w:val="22"/>
-              </w:rPr>
-              <w:t>Dấu hiệu đạt</w:t>
-            </w:r>
-          </w:p>
-        </w:tc>
-      </w:tr>
-      <w:tr>
-        <w:trPr>
-          <w:cnfStyle w:val="000000100000" w:firstRow="0" w:lastRow="0" w:firstColumn="0" w:lastColumn="0" w:oddVBand="0" w:evenVBand="0" w:oddHBand="1" w:evenHBand="0" w:firstRowFirstColumn="0" w:firstRowLastColumn="0" w:lastRowFirstColumn="0" w:lastRowLastColumn="0"/>
-          <w:jc w:val="center"/>
-        </w:trPr>
-        <w:tc>
-          <w:tcPr>
-            <w:cnfStyle w:val="001000000000" w:firstRow="0" w:lastRow="0" w:firstColumn="1" w:lastColumn="0" w:oddVBand="0" w:evenVBand="0" w:oddHBand="0" w:evenHBand="0" w:firstRowFirstColumn="0" w:firstRowLastColumn="0" w:lastRowFirstColumn="0" w:lastRowLastColumn="0"/>
-            <w:tcW w:w="3194" w:type="dxa"/>
-            <w:tcBorders>
-              <w:left w:val="none" w:sz="0" w:space="0" w:color="auto"/>
-              <w:right w:val="none" w:sz="0" w:space="0" w:color="auto"/>
-            </w:tcBorders>
-            <w:vAlign w:val="center"/>
-          </w:tcPr>
-          <w:p>
-            <w:pPr>
-              <w:rPr>
-                <w:sz w:val="22"/>
-              </w:rPr>
-            </w:pPr>
-            <w:r>
-              <w:rPr>
-                <w:sz w:val="22"/>
-              </w:rPr>
-              <w:t>MSVC x64</w:t>
-            </w:r>
-          </w:p>
-        </w:tc>
-        <w:tc>
-          <w:tcPr>
-            <w:tcW w:w="3194" w:type="dxa"/>
-            <w:tcBorders>
-              <w:left w:val="none" w:sz="0" w:space="0" w:color="auto"/>
-              <w:right w:val="none" w:sz="0" w:space="0" w:color="auto"/>
-            </w:tcBorders>
-            <w:vAlign w:val="center"/>
-          </w:tcPr>
-          <w:p>
-            <w:pPr>
-              <w:cnfStyle w:val="000000100000" w:firstRow="0" w:lastRow="0" w:firstColumn="0" w:lastColumn="0" w:oddVBand="0" w:evenVBand="0" w:oddHBand="1" w:evenHBand="0" w:firstRowFirstColumn="0" w:firstRowLastColumn="0" w:lastRowFirstColumn="0" w:lastRowLastColumn="0"/>
-              <w:rPr>
-                <w:sz w:val="22"/>
-              </w:rPr>
-            </w:pPr>
-            <w:r>
-              <w:rPr>
-                <w:sz w:val="22"/>
-              </w:rPr>
-              <w:t>cl (trong x64 Native Tools Prompt)</w:t>
-            </w:r>
-          </w:p>
-        </w:tc>
-        <w:tc>
-          <w:tcPr>
-            <w:tcW w:w="3194" w:type="dxa"/>
-            <w:tcBorders>
-              <w:left w:val="none" w:sz="0" w:space="0" w:color="auto"/>
-              <w:right w:val="none" w:sz="0" w:space="0" w:color="auto"/>
-            </w:tcBorders>
-            <w:vAlign w:val="center"/>
-          </w:tcPr>
-          <w:p>
-            <w:pPr>
-              <w:cnfStyle w:val="000000100000" w:firstRow="0" w:lastRow="0" w:firstColumn="0" w:lastColumn="0" w:oddVBand="0" w:evenVBand="0" w:oddHBand="1" w:evenHBand="0" w:firstRowFirstColumn="0" w:firstRowLastColumn="0" w:lastRowFirstColumn="0" w:lastRowLastColumn="0"/>
-              <w:rPr>
-                <w:sz w:val="22"/>
-              </w:rPr>
-            </w:pPr>
-            <w:r>
-              <w:rPr>
-                <w:sz w:val="22"/>
-              </w:rPr>
-              <w:t>Microsoft C/C++ Compiler x64</w:t>
-            </w:r>
-          </w:p>
-        </w:tc>
-      </w:tr>
-      <w:tr>
-        <w:trPr>
-          <w:jc w:val="center"/>
-        </w:trPr>
-        <w:tc>
-          <w:tcPr>
-            <w:cnfStyle w:val="001000000000" w:firstRow="0" w:lastRow="0" w:firstColumn="1" w:lastColumn="0" w:oddVBand="0" w:evenVBand="0" w:oddHBand="0" w:evenHBand="0" w:firstRowFirstColumn="0" w:firstRowLastColumn="0" w:lastRowFirstColumn="0" w:lastRowLastColumn="0"/>
-            <w:tcW w:w="3194" w:type="dxa"/>
-            <w:vAlign w:val="center"/>
-          </w:tcPr>
-          <w:p>
-            <w:pPr>
-              <w:rPr>
-                <w:sz w:val="22"/>
-              </w:rPr>
-            </w:pPr>
-            <w:r>
-              <w:rPr>
-                <w:sz w:val="22"/>
-              </w:rPr>
-              <w:t>VS Code</w:t>
-            </w:r>
-          </w:p>
-        </w:tc>
-        <w:tc>
-          <w:tcPr>
-            <w:tcW w:w="3194" w:type="dxa"/>
-            <w:vAlign w:val="center"/>
-          </w:tcPr>
-          <w:p>
-            <w:pPr>
-              <w:cnfStyle w:val="000000000000" w:firstRow="0" w:lastRow="0" w:firstColumn="0" w:lastColumn="0" w:oddVBand="0" w:evenVBand="0" w:oddHBand="0" w:evenHBand="0" w:firstRowFirstColumn="0" w:firstRowLastColumn="0" w:lastRowFirstColumn="0" w:lastRowLastColumn="0"/>
-              <w:rPr>
-                <w:sz w:val="22"/>
-              </w:rPr>
-            </w:pPr>
-            <w:r>
-              <w:rPr>
-                <w:sz w:val="22"/>
-              </w:rPr>
-              <w:t>code --version</w:t>
-            </w:r>
-          </w:p>
-        </w:tc>
-        <w:tc>
-          <w:tcPr>
-            <w:tcW w:w="3194" w:type="dxa"/>
-            <w:vAlign w:val="center"/>
-          </w:tcPr>
-          <w:p>
-            <w:pPr>
-              <w:cnfStyle w:val="000000000000" w:firstRow="0" w:lastRow="0" w:firstColumn="0" w:lastColumn="0" w:oddVBand="0" w:evenVBand="0" w:oddHBand="0" w:evenHBand="0" w:firstRowFirstColumn="0" w:firstRowLastColumn="0" w:lastRowFirstColumn="0" w:lastRowLastColumn="0"/>
-              <w:rPr>
-                <w:sz w:val="22"/>
-              </w:rPr>
-            </w:pPr>
-            <w:r>
-              <w:rPr>
-                <w:sz w:val="22"/>
-              </w:rPr>
-              <w:t>In được phiên bản nếu đã thêm PATH</w:t>
-            </w:r>
-          </w:p>
-        </w:tc>
-      </w:tr>
-      <w:tr>
-        <w:trPr>
-          <w:cnfStyle w:val="000000100000" w:firstRow="0" w:lastRow="0" w:firstColumn="0" w:lastColumn="0" w:oddVBand="0" w:evenVBand="0" w:oddHBand="1" w:evenHBand="0" w:firstRowFirstColumn="0" w:firstRowLastColumn="0" w:lastRowFirstColumn="0" w:lastRowLastColumn="0"/>
-          <w:jc w:val="center"/>
-        </w:trPr>
-        <w:tc>
-          <w:tcPr>
-            <w:cnfStyle w:val="001000000000" w:firstRow="0" w:lastRow="0" w:firstColumn="1" w:lastColumn="0" w:oddVBand="0" w:evenVBand="0" w:oddHBand="0" w:evenHBand="0" w:firstRowFirstColumn="0" w:firstRowLastColumn="0" w:lastRowFirstColumn="0" w:lastRowLastColumn="0"/>
-            <w:tcW w:w="3194" w:type="dxa"/>
-            <w:tcBorders>
-              <w:left w:val="none" w:sz="0" w:space="0" w:color="auto"/>
-              <w:right w:val="none" w:sz="0" w:space="0" w:color="auto"/>
-            </w:tcBorders>
-            <w:vAlign w:val="center"/>
-          </w:tcPr>
-          <w:p>
-            <w:pPr>
-              <w:rPr>
-                <w:sz w:val="22"/>
-              </w:rPr>
-            </w:pPr>
-            <w:r>
-              <w:rPr>
-                <w:sz w:val="22"/>
-              </w:rPr>
-              <w:t>Git</w:t>
-            </w:r>
-          </w:p>
-        </w:tc>
-        <w:tc>
-          <w:tcPr>
-            <w:tcW w:w="3194" w:type="dxa"/>
-            <w:tcBorders>
-              <w:left w:val="none" w:sz="0" w:space="0" w:color="auto"/>
-              <w:right w:val="none" w:sz="0" w:space="0" w:color="auto"/>
-            </w:tcBorders>
-            <w:vAlign w:val="center"/>
-          </w:tcPr>
-          <w:p>
-            <w:pPr>
-              <w:cnfStyle w:val="000000100000" w:firstRow="0" w:lastRow="0" w:firstColumn="0" w:lastColumn="0" w:oddVBand="0" w:evenVBand="0" w:oddHBand="1" w:evenHBand="0" w:firstRowFirstColumn="0" w:firstRowLastColumn="0" w:lastRowFirstColumn="0" w:lastRowLastColumn="0"/>
-              <w:rPr>
-                <w:sz w:val="22"/>
-              </w:rPr>
-            </w:pPr>
-            <w:r>
-              <w:rPr>
-                <w:sz w:val="22"/>
-              </w:rPr>
-              <w:t>git --version</w:t>
-            </w:r>
-          </w:p>
-        </w:tc>
-        <w:tc>
-          <w:tcPr>
-            <w:tcW w:w="3194" w:type="dxa"/>
-            <w:tcBorders>
-              <w:left w:val="none" w:sz="0" w:space="0" w:color="auto"/>
-              <w:right w:val="none" w:sz="0" w:space="0" w:color="auto"/>
-            </w:tcBorders>
-            <w:vAlign w:val="center"/>
-          </w:tcPr>
-          <w:p>
-            <w:pPr>
-              <w:cnfStyle w:val="000000100000" w:firstRow="0" w:lastRow="0" w:firstColumn="0" w:lastColumn="0" w:oddVBand="0" w:evenVBand="0" w:oddHBand="1" w:evenHBand="0" w:firstRowFirstColumn="0" w:firstRowLastColumn="0" w:lastRowFirstColumn="0" w:lastRowLastColumn="0"/>
-              <w:rPr>
-                <w:sz w:val="22"/>
-              </w:rPr>
-            </w:pPr>
-            <w:r>
-              <w:rPr>
-                <w:sz w:val="22"/>
-              </w:rPr>
-              <w:t>In được phiên bản</w:t>
-            </w:r>
-          </w:p>
-        </w:tc>
-      </w:tr>
-      <w:tr>
-        <w:trPr>
-          <w:jc w:val="center"/>
-        </w:trPr>
-        <w:tc>
-          <w:tcPr>
-            <w:cnfStyle w:val="001000000000" w:firstRow="0" w:lastRow="0" w:firstColumn="1" w:lastColumn="0" w:oddVBand="0" w:evenVBand="0" w:oddHBand="0" w:evenHBand="0" w:firstRowFirstColumn="0" w:firstRowLastColumn="0" w:lastRowFirstColumn="0" w:lastRowLastColumn="0"/>
-            <w:tcW w:w="3194" w:type="dxa"/>
-            <w:vAlign w:val="center"/>
-          </w:tcPr>
-          <w:p>
-            <w:pPr>
-              <w:rPr>
-                <w:sz w:val="22"/>
-              </w:rPr>
-            </w:pPr>
-            <w:r>
-              <w:rPr>
-                <w:sz w:val="22"/>
-              </w:rPr>
-              <w:t>CMake</w:t>
-            </w:r>
-          </w:p>
-        </w:tc>
-        <w:tc>
-          <w:tcPr>
-            <w:tcW w:w="3194" w:type="dxa"/>
-            <w:vAlign w:val="center"/>
-          </w:tcPr>
-          <w:p>
-            <w:pPr>
-              <w:cnfStyle w:val="000000000000" w:firstRow="0" w:lastRow="0" w:firstColumn="0" w:lastColumn="0" w:oddVBand="0" w:evenVBand="0" w:oddHBand="0" w:evenHBand="0" w:firstRowFirstColumn="0" w:firstRowLastColumn="0" w:lastRowFirstColumn="0" w:lastRowLastColumn="0"/>
-              <w:rPr>
-                <w:sz w:val="22"/>
-              </w:rPr>
-            </w:pPr>
-            <w:r>
-              <w:rPr>
-                <w:sz w:val="22"/>
-              </w:rPr>
-              <w:t>cmake --version; cmake -G</w:t>
-            </w:r>
-          </w:p>
-        </w:tc>
-        <w:tc>
-          <w:tcPr>
-            <w:tcW w:w="3194" w:type="dxa"/>
-            <w:vAlign w:val="center"/>
-          </w:tcPr>
-          <w:p>
-            <w:pPr>
-              <w:cnfStyle w:val="000000000000" w:firstRow="0" w:lastRow="0" w:firstColumn="0" w:lastColumn="0" w:oddVBand="0" w:evenVBand="0" w:oddHBand="0" w:evenHBand="0" w:firstRowFirstColumn="0" w:firstRowLastColumn="0" w:lastRowFirstColumn="0" w:lastRowLastColumn="0"/>
-              <w:rPr>
-                <w:sz w:val="22"/>
-              </w:rPr>
-            </w:pPr>
-            <w:r>
-              <w:rPr>
-                <w:sz w:val="22"/>
-              </w:rPr>
-              <w:t>In phiên bản + generator VS 17 2022</w:t>
-            </w:r>
-          </w:p>
-        </w:tc>
-      </w:tr>
-      <w:tr>
-        <w:trPr>
-          <w:cnfStyle w:val="000000100000" w:firstRow="0" w:lastRow="0" w:firstColumn="0" w:lastColumn="0" w:oddVBand="0" w:evenVBand="0" w:oddHBand="1" w:evenHBand="0" w:firstRowFirstColumn="0" w:firstRowLastColumn="0" w:lastRowFirstColumn="0" w:lastRowLastColumn="0"/>
-          <w:jc w:val="center"/>
-        </w:trPr>
-        <w:tc>
-          <w:tcPr>
-            <w:cnfStyle w:val="001000000000" w:firstRow="0" w:lastRow="0" w:firstColumn="1" w:lastColumn="0" w:oddVBand="0" w:evenVBand="0" w:oddHBand="0" w:evenHBand="0" w:firstRowFirstColumn="0" w:firstRowLastColumn="0" w:lastRowFirstColumn="0" w:lastRowLastColumn="0"/>
-            <w:tcW w:w="3194" w:type="dxa"/>
-            <w:tcBorders>
-              <w:left w:val="none" w:sz="0" w:space="0" w:color="auto"/>
-              <w:right w:val="none" w:sz="0" w:space="0" w:color="auto"/>
-            </w:tcBorders>
-            <w:vAlign w:val="center"/>
-          </w:tcPr>
-          <w:p>
-            <w:pPr>
-              <w:rPr>
-                <w:sz w:val="22"/>
-              </w:rPr>
-            </w:pPr>
-            <w:r>
-              <w:rPr>
-                <w:sz w:val="22"/>
-              </w:rPr>
-              <w:t>Qt</w:t>
-            </w:r>
-          </w:p>
-        </w:tc>
-        <w:tc>
-          <w:tcPr>
-            <w:tcW w:w="3194" w:type="dxa"/>
-            <w:tcBorders>
-              <w:left w:val="none" w:sz="0" w:space="0" w:color="auto"/>
-              <w:right w:val="none" w:sz="0" w:space="0" w:color="auto"/>
-            </w:tcBorders>
-            <w:vAlign w:val="center"/>
-          </w:tcPr>
-          <w:p>
-            <w:pPr>
-              <w:cnfStyle w:val="000000100000" w:firstRow="0" w:lastRow="0" w:firstColumn="0" w:lastColumn="0" w:oddVBand="0" w:evenVBand="0" w:oddHBand="1" w:evenHBand="0" w:firstRowFirstColumn="0" w:firstRowLastColumn="0" w:lastRowFirstColumn="0" w:lastRowLastColumn="0"/>
-              <w:rPr>
-                <w:sz w:val="22"/>
-              </w:rPr>
-            </w:pPr>
-            <w:r>
-              <w:rPr>
-                <w:sz w:val="22"/>
-              </w:rPr>
-              <w:t>Qt6Config.cmake và Qt6Core.dll</w:t>
-            </w:r>
-          </w:p>
-        </w:tc>
-        <w:tc>
-          <w:tcPr>
-            <w:tcW w:w="3194" w:type="dxa"/>
-            <w:tcBorders>
-              <w:left w:val="none" w:sz="0" w:space="0" w:color="auto"/>
-              <w:right w:val="none" w:sz="0" w:space="0" w:color="auto"/>
-            </w:tcBorders>
-            <w:vAlign w:val="center"/>
-          </w:tcPr>
-          <w:p>
-            <w:pPr>
-              <w:cnfStyle w:val="000000100000" w:firstRow="0" w:lastRow="0" w:firstColumn="0" w:lastColumn="0" w:oddVBand="0" w:evenVBand="0" w:oddHBand="1" w:evenHBand="0" w:firstRowFirstColumn="0" w:firstRowLastColumn="0" w:lastRowFirstColumn="0" w:lastRowLastColumn="0"/>
-              <w:rPr>
-                <w:sz w:val="22"/>
-              </w:rPr>
-            </w:pPr>
-            <w:r>
-              <w:rPr>
-                <w:sz w:val="22"/>
-              </w:rPr>
-              <w:t>Tồn tại trong kit msvc2022_64</w:t>
-            </w:r>
-          </w:p>
-        </w:tc>
-      </w:tr>
-      <w:tr>
-        <w:trPr>
-          <w:jc w:val="center"/>
-        </w:trPr>
-        <w:tc>
-          <w:tcPr>
-            <w:cnfStyle w:val="001000000000" w:firstRow="0" w:lastRow="0" w:firstColumn="1" w:lastColumn="0" w:oddVBand="0" w:evenVBand="0" w:oddHBand="0" w:evenHBand="0" w:firstRowFirstColumn="0" w:firstRowLastColumn="0" w:lastRowFirstColumn="0" w:lastRowLastColumn="0"/>
-            <w:tcW w:w="3194" w:type="dxa"/>
-            <w:vAlign w:val="center"/>
-          </w:tcPr>
-          <w:p>
-            <w:pPr>
-              <w:rPr>
-                <w:sz w:val="22"/>
-              </w:rPr>
-            </w:pPr>
-            <w:r>
-              <w:rPr>
-                <w:sz w:val="22"/>
-              </w:rPr>
-              <w:t>OpenCV</w:t>
-            </w:r>
-          </w:p>
-        </w:tc>
-        <w:tc>
-          <w:tcPr>
-            <w:tcW w:w="3194" w:type="dxa"/>
-            <w:vAlign w:val="center"/>
-          </w:tcPr>
-          <w:p>
-            <w:pPr>
-              <w:cnfStyle w:val="000000000000" w:firstRow="0" w:lastRow="0" w:firstColumn="0" w:lastColumn="0" w:oddVBand="0" w:evenVBand="0" w:oddHBand="0" w:evenHBand="0" w:firstRowFirstColumn="0" w:firstRowLastColumn="0" w:lastRowFirstColumn="0" w:lastRowLastColumn="0"/>
-              <w:rPr>
-                <w:sz w:val="22"/>
-              </w:rPr>
-            </w:pPr>
-            <w:r>
-              <w:rPr>
-                <w:sz w:val="22"/>
-              </w:rPr>
-              <w:t>OpenCVConfig.cmake; .lib; .dll; header</w:t>
-            </w:r>
-          </w:p>
-        </w:tc>
-        <w:tc>
-          <w:tcPr>
-            <w:tcW w:w="3194" w:type="dxa"/>
-            <w:vAlign w:val="center"/>
-          </w:tcPr>
-          <w:p>
-            <w:pPr>
-              <w:cnfStyle w:val="000000000000" w:firstRow="0" w:lastRow="0" w:firstColumn="0" w:lastColumn="0" w:oddVBand="0" w:evenVBand="0" w:oddHBand="0" w:evenHBand="0" w:firstRowFirstColumn="0" w:firstRowLastColumn="0" w:lastRowFirstColumn="0" w:lastRowLastColumn="0"/>
-              <w:rPr>
-                <w:sz w:val="22"/>
-              </w:rPr>
-            </w:pPr>
-            <w:r>
-              <w:rPr>
-                <w:sz w:val="22"/>
-              </w:rPr>
-              <w:t>Tồn tại đúng bản x64 MSVC</w:t>
-            </w:r>
-          </w:p>
-        </w:tc>
-      </w:tr>
-      <w:tr>
-        <w:trPr>
-          <w:cnfStyle w:val="000000100000" w:firstRow="0" w:lastRow="0" w:firstColumn="0" w:lastColumn="0" w:oddVBand="0" w:evenVBand="0" w:oddHBand="1" w:evenHBand="0" w:firstRowFirstColumn="0" w:firstRowLastColumn="0" w:lastRowFirstColumn="0" w:lastRowLastColumn="0"/>
-          <w:jc w:val="center"/>
-        </w:trPr>
-        <w:tc>
-          <w:tcPr>
-            <w:cnfStyle w:val="001000000000" w:firstRow="0" w:lastRow="0" w:firstColumn="1" w:lastColumn="0" w:oddVBand="0" w:evenVBand="0" w:oddHBand="0" w:evenHBand="0" w:firstRowFirstColumn="0" w:firstRowLastColumn="0" w:lastRowFirstColumn="0" w:lastRowLastColumn="0"/>
-            <w:tcW w:w="3194" w:type="dxa"/>
-            <w:tcBorders>
-              <w:left w:val="none" w:sz="0" w:space="0" w:color="auto"/>
-              <w:right w:val="none" w:sz="0" w:space="0" w:color="auto"/>
-            </w:tcBorders>
-            <w:vAlign w:val="center"/>
-          </w:tcPr>
-          <w:p>
-            <w:pPr>
-              <w:rPr>
-                <w:sz w:val="22"/>
-              </w:rPr>
-            </w:pPr>
-            <w:r>
-              <w:rPr>
-                <w:sz w:val="22"/>
-              </w:rPr>
-              <w:t>NCNN</w:t>
-            </w:r>
-          </w:p>
-        </w:tc>
-        <w:tc>
-          <w:tcPr>
-            <w:tcW w:w="3194" w:type="dxa"/>
-            <w:tcBorders>
-              <w:left w:val="none" w:sz="0" w:space="0" w:color="auto"/>
-              <w:right w:val="none" w:sz="0" w:space="0" w:color="auto"/>
-            </w:tcBorders>
-            <w:vAlign w:val="center"/>
-          </w:tcPr>
-          <w:p>
-            <w:pPr>
-              <w:cnfStyle w:val="000000100000" w:firstRow="0" w:lastRow="0" w:firstColumn="0" w:lastColumn="0" w:oddVBand="0" w:evenVBand="0" w:oddHBand="1" w:evenHBand="0" w:firstRowFirstColumn="0" w:firstRowLastColumn="0" w:lastRowFirstColumn="0" w:lastRowLastColumn="0"/>
-              <w:rPr>
-                <w:sz w:val="22"/>
-              </w:rPr>
-            </w:pPr>
-            <w:r>
-              <w:rPr>
-                <w:sz w:val="22"/>
-              </w:rPr>
-              <w:t>ncnnConfig.cmake; ncnn*.lib; net.h</w:t>
-            </w:r>
-          </w:p>
-        </w:tc>
-        <w:tc>
-          <w:tcPr>
-            <w:tcW w:w="3194" w:type="dxa"/>
-            <w:tcBorders>
-              <w:left w:val="none" w:sz="0" w:space="0" w:color="auto"/>
-              <w:right w:val="none" w:sz="0" w:space="0" w:color="auto"/>
-            </w:tcBorders>
-            <w:vAlign w:val="center"/>
-          </w:tcPr>
-          <w:p>
-            <w:pPr>
-              <w:cnfStyle w:val="000000100000" w:firstRow="0" w:lastRow="0" w:firstColumn="0" w:lastColumn="0" w:oddVBand="0" w:evenVBand="0" w:oddHBand="1" w:evenHBand="0" w:firstRowFirstColumn="0" w:firstRowLastColumn="0" w:lastRowFirstColumn="0" w:lastRowLastColumn="0"/>
-              <w:rPr>
-                <w:sz w:val="22"/>
-              </w:rPr>
-            </w:pPr>
-            <w:r>
-              <w:rPr>
-                <w:sz w:val="22"/>
-              </w:rPr>
-              <w:t>Tồn tại trong thư mục install tương ứng</w:t>
-            </w:r>
-          </w:p>
-        </w:tc>
-      </w:tr>
-    </w:tbl>
-    <w:p>
-      <w:pPr>
-        <w:pStyle w:val="Heading1"/>
-      </w:pPr>
-      <w:r>
-        <w:t>10. Vấn đề thường gặp khi cài đặt</w:t>
+        <w:rPr>
+          <w:sz w:val="22"/>
+        </w:rPr>
+      </w:pPr>
+      <w:r>
+        <w:rPr>
+          <w:sz w:val="22"/>
+        </w:rPr>
+        <w:t xml:space="preserve">- </w:t>
+      </w:r>
+      <w:r>
+        <w:rPr>
+          <w:sz w:val="22"/>
+        </w:rPr>
+        <w:t xml:space="preserve">Kiểm tra </w:t>
+      </w:r>
+      <w:r>
+        <w:rPr>
+          <w:sz w:val="22"/>
+        </w:rPr>
+        <w:t>Qt 6</w:t>
+      </w:r>
+      <w:r>
+        <w:rPr>
+          <w:sz w:val="22"/>
+        </w:rPr>
+        <w:t>:</w:t>
       </w:r>
     </w:p>
     <w:p>
       <w:pPr>
-        <w:pStyle w:val="ListBullet"/>
-        <w:rPr>
-          <w:sz w:val="22"/>
-        </w:rPr>
-      </w:pPr>
-      <w:r>
-        <w:rPr>
-          <w:sz w:val="22"/>
-        </w:rPr>
-        <w:t>Không tìm thấy cl: mở đúng “x64 Native Tools Command Prompt for VS 2022”; kiểm tra workload Desktop development with C++ và MSVC v143.</w:t>
+        <w:shd w:val="clear" w:color="auto" w:fill="DBE5F1" w:themeFill="accent1" w:themeFillTint="33"/>
+        <w:ind w:left="270"/>
+        <w:rPr>
+          <w:rFonts w:ascii="Consolas" w:hAnsi="Consolas"/>
+          <w:sz w:val="22"/>
+        </w:rPr>
+      </w:pPr>
+      <w:r>
+        <w:rPr>
+          <w:rFonts w:ascii="Consolas" w:hAnsi="Consolas"/>
+          <w:sz w:val="22"/>
+        </w:rPr>
+        <w:t>$QtBin = "C:\Qt\6.11.2\msvc2022_64\bin"</w:t>
       </w:r>
     </w:p>
     <w:p>
       <w:pPr>
-        <w:pStyle w:val="ListBullet"/>
-        <w:rPr>
-          <w:sz w:val="22"/>
-        </w:rPr>
-      </w:pPr>
-      <w:r>
-        <w:rPr>
-          <w:sz w:val="22"/>
-        </w:rPr>
-        <w:t>Qt chỉ có mingw_64: mở Qt Maintenance Tool để thêm thành phần MSVC 2022 64-bit; đừng dùng MinGW kit với MSVC build.</w:t>
+        <w:shd w:val="clear" w:color="auto" w:fill="DBE5F1" w:themeFill="accent1" w:themeFillTint="33"/>
+        <w:ind w:left="270"/>
+        <w:rPr>
+          <w:rFonts w:ascii="Consolas" w:hAnsi="Consolas"/>
+          <w:sz w:val="22"/>
+        </w:rPr>
+      </w:pPr>
+      <w:r>
+        <w:rPr>
+          <w:rFonts w:ascii="Consolas" w:hAnsi="Consolas"/>
+          <w:sz w:val="22"/>
+        </w:rPr>
+        <w:t>Test-Path "$QtBin\Qt6Core.dll"</w:t>
       </w:r>
     </w:p>
     <w:p>
       <w:pPr>
+        <w:shd w:val="clear" w:color="auto" w:fill="DBE5F1" w:themeFill="accent1" w:themeFillTint="33"/>
+        <w:ind w:left="270"/>
+        <w:rPr>
+          <w:rFonts w:ascii="Consolas" w:hAnsi="Consolas"/>
+          <w:sz w:val="22"/>
+        </w:rPr>
+      </w:pPr>
+      <w:r>
+        <w:rPr>
+          <w:rFonts w:ascii="Consolas" w:hAnsi="Consolas"/>
+          <w:sz w:val="22"/>
+        </w:rPr>
+        <w:t>Test-Path "$QtBin\Qt6Gui.dll"</w:t>
+      </w:r>
+    </w:p>
+    <w:p>
+      <w:pPr>
+        <w:shd w:val="clear" w:color="auto" w:fill="DBE5F1" w:themeFill="accent1" w:themeFillTint="33"/>
+        <w:ind w:left="270"/>
+        <w:rPr>
+          <w:rFonts w:ascii="Consolas" w:hAnsi="Consolas"/>
+          <w:sz w:val="22"/>
+        </w:rPr>
+      </w:pPr>
+      <w:r>
+        <w:rPr>
+          <w:rFonts w:ascii="Consolas" w:hAnsi="Consolas"/>
+          <w:sz w:val="22"/>
+        </w:rPr>
+        <w:t>Test-Path "$QtBin\Qt6Widgets.dll"</w:t>
+      </w:r>
+    </w:p>
+    <w:p>
+      <w:pPr>
+        <w:shd w:val="clear" w:color="auto" w:fill="DBE5F1" w:themeFill="accent1" w:themeFillTint="33"/>
+        <w:ind w:left="270"/>
+        <w:rPr>
+          <w:sz w:val="22"/>
+        </w:rPr>
+      </w:pPr>
+      <w:r>
+        <w:rPr>
+          <w:rFonts w:ascii="Consolas" w:hAnsi="Consolas"/>
+          <w:sz w:val="22"/>
+        </w:rPr>
+        <w:t>Test-Path "$QtBin\windeployqt.exe"</w:t>
+      </w:r>
+    </w:p>
+    <w:p>
+      <w:pPr>
+        <w:pStyle w:val="Heading1"/>
+      </w:pPr>
+    </w:p>
+    <w:p>
+      <w:pPr>
+        <w:pStyle w:val="Heading1"/>
+      </w:pPr>
+      <w:r>
+        <w:t>10</w:t>
+      </w:r>
+      <w:r>
+        <w:t>. Vấn đề thường gặp khi cài đặt</w:t>
+      </w:r>
+    </w:p>
+    <w:p>
+      <w:pPr>
         <w:pStyle w:val="ListBullet"/>
         <w:rPr>
           <w:sz w:val="22"/>
@@ -3022,6 +2935,35 @@
         <w:rPr>
           <w:sz w:val="22"/>
         </w:rPr>
+        <w:t>Không tìm thấy cl: mở đúng “x64 Native Tools Command Prompt for VS 2022”; kiểm tra workload Desktop development with C++ và MSVC v143.</w:t>
+      </w:r>
+    </w:p>
+    <w:p>
+      <w:pPr>
+        <w:pStyle w:val="ListBullet"/>
+        <w:rPr>
+          <w:sz w:val="22"/>
+        </w:rPr>
+      </w:pPr>
+      <w:r>
+        <w:rPr>
+          <w:sz w:val="22"/>
+        </w:rPr>
+        <w:t>Qt chỉ có mingw_64: mở Qt Maintenance Tool để thêm thành phần MSVC 2022 64-bit; đừng dùng MinGW kit với MSVC build.</w:t>
+      </w:r>
+    </w:p>
+    <w:p>
+      <w:pPr>
+        <w:pStyle w:val="ListBullet"/>
+        <w:rPr>
+          <w:sz w:val="22"/>
+        </w:rPr>
+      </w:pPr>
+      <w:r>
+        <w:rPr>
+          <w:sz w:val="22"/>
+        </w:rPr>
+        <w:lastRenderedPageBreak/>
         <w:t>CMake không tìm thấy OpenCVConfig.cmake hoặc ncnnConfig.cmake: xác định vị trí thực tế bằng Get-ChildItem -Recurse; không suy đoán các thư mục con.</w:t>
       </w:r>
     </w:p>
@@ -14783,6 +14725,29 @@
       <w:szCs w:val="20"/>
     </w:rPr>
   </w:style>
+  <w:style w:type="character" w:styleId="Hyperlink">
+    <w:name w:val="Hyperlink"/>
+    <w:basedOn w:val="DefaultParagraphFont"/>
+    <w:uiPriority w:val="99"/>
+    <w:unhideWhenUsed/>
+    <w:rsid w:val="00EF5B13"/>
+    <w:rPr>
+      <w:color w:val="0000FF" w:themeColor="hyperlink"/>
+      <w:u w:val="single"/>
+    </w:rPr>
+  </w:style>
+  <w:style w:type="character" w:styleId="UnresolvedMention">
+    <w:name w:val="Unresolved Mention"/>
+    <w:basedOn w:val="DefaultParagraphFont"/>
+    <w:uiPriority w:val="99"/>
+    <w:semiHidden/>
+    <w:unhideWhenUsed/>
+    <w:rsid w:val="00EF5B13"/>
+    <w:rPr>
+      <w:color w:val="605E5C"/>
+      <w:shd w:val="clear" w:color="auto" w:fill="E1DFDD"/>
+    </w:rPr>
+  </w:style>
 </w:styles>
 </file>
 

--- a/docs/Huong_dan_cai_dat_moi_truong.docx
+++ b/docs/Huong_dan_cai_dat_moi_truong.docx
@@ -2070,8 +2070,8 @@
           <w:sz w:val="22"/>
         </w:rPr>
       </w:pPr>
-      <w:bookmarkStart w:id="0" w:name="_Hlk240752455"/>
-      <w:bookmarkStart w:id="1" w:name="_Hlk240752449"/>
+      <w:bookmarkStart w:id="0" w:name="_Hlk240752449"/>
+      <w:bookmarkStart w:id="1" w:name="_Hlk240752455"/>
       <w:r>
         <w:rPr>
           <w:sz w:val="22"/>
@@ -2090,9 +2090,9 @@
         </w:rPr>
         <w:t>cmake --install "C:\SDK\ncnn\build" --config Release</w:t>
       </w:r>
-      <w:bookmarkEnd w:id="1"/>
+      <w:bookmarkEnd w:id="0"/>
     </w:p>
-    <w:bookmarkEnd w:id="0"/>
+    <w:bookmarkEnd w:id="1"/>
     <w:p>
       <w:pPr>
         <w:rPr>
@@ -2367,10 +2367,7 @@
       </w:pPr>
       <w:r>
         <w:lastRenderedPageBreak/>
-        <w:t>9</w:t>
-      </w:r>
-      <w:r>
-        <w:t xml:space="preserve">. </w:t>
+        <w:t xml:space="preserve">9. </w:t>
       </w:r>
       <w:r>
         <w:t>Cấu hình NCNN cho ObjectDetectCore</w:t>
@@ -2603,7 +2600,7 @@
         <w:rPr>
           <w:sz w:val="22"/>
         </w:rPr>
-        <w:t>cmake --build build-release --config Release --parallel 4</w:t>
+        <w:t>cmake --build build-release --config Release --parallel</w:t>
       </w:r>
     </w:p>
     <w:p>
@@ -2623,13 +2620,7 @@
         <w:rPr>
           <w:sz w:val="22"/>
         </w:rPr>
-        <w:t>tệp thực thi</w:t>
-      </w:r>
-      <w:r>
-        <w:rPr>
-          <w:sz w:val="22"/>
-        </w:rPr>
-        <w:t>:</w:t>
+        <w:t>tệp thực thi:</w:t>
       </w:r>
     </w:p>
     <w:p>
@@ -2649,283 +2640,78 @@
       <w:pPr>
         <w:pStyle w:val="Heading2"/>
         <w:rPr>
-          <w:sz w:val="24"/>
-          <w:szCs w:val="24"/>
-        </w:rPr>
-      </w:pPr>
-      <w:r>
-        <w:rPr>
-          <w:sz w:val="24"/>
-          <w:szCs w:val="24"/>
-        </w:rPr>
-        <w:t>9</w:t>
-      </w:r>
-      <w:r>
-        <w:rPr>
-          <w:sz w:val="24"/>
-          <w:szCs w:val="24"/>
-        </w:rPr>
-        <w:t>.</w:t>
-      </w:r>
-      <w:r>
-        <w:rPr>
-          <w:sz w:val="24"/>
-          <w:szCs w:val="24"/>
-        </w:rPr>
-        <w:t>2</w:t>
-      </w:r>
-      <w:r>
-        <w:rPr>
-          <w:sz w:val="24"/>
-          <w:szCs w:val="24"/>
-        </w:rPr>
-        <w:t xml:space="preserve">. </w:t>
-      </w:r>
-      <w:r>
-        <w:rPr>
-          <w:sz w:val="24"/>
-          <w:szCs w:val="24"/>
-        </w:rPr>
-        <w:t>Kiểm tra các thư viện DLL thực tế trên máy</w:t>
+          <w:sz w:val="22"/>
+        </w:rPr>
+      </w:pPr>
+      <w:r>
+        <w:rPr>
+          <w:sz w:val="22"/>
+        </w:rPr>
+        <w:t>Thực thi chương trình</w:t>
+      </w:r>
+      <w:r>
+        <w:rPr>
+          <w:sz w:val="22"/>
+        </w:rPr>
+        <w:t>:</w:t>
       </w:r>
     </w:p>
     <w:p>
       <w:pPr>
-        <w:rPr>
-          <w:sz w:val="22"/>
-        </w:rPr>
-      </w:pPr>
-      <w:r>
-        <w:rPr>
-          <w:sz w:val="22"/>
-        </w:rPr>
-        <w:t xml:space="preserve">- </w:t>
-      </w:r>
-      <w:r>
-        <w:rPr>
-          <w:sz w:val="22"/>
-        </w:rPr>
-        <w:t>Tìm vị trí thư viện OpenCV:</w:t>
+        <w:pStyle w:val="CodeBlockCustom"/>
+        <w:shd w:val="clear" w:color="auto" w:fill="DBE5F1" w:themeFill="accent1" w:themeFillTint="33"/>
+        <w:ind w:left="180"/>
+      </w:pPr>
+      <w:r>
+        <w:rPr>
+          <w:sz w:val="22"/>
+        </w:rPr>
+        <w:t>.\build-release\Release\detectcore_desktop.exe</w:t>
       </w:r>
     </w:p>
     <w:p>
       <w:pPr>
-        <w:shd w:val="clear" w:color="auto" w:fill="DBE5F1" w:themeFill="accent1" w:themeFillTint="33"/>
-        <w:ind w:left="270"/>
-        <w:rPr>
-          <w:rFonts w:ascii="Consolas" w:hAnsi="Consolas"/>
-          <w:sz w:val="22"/>
-        </w:rPr>
-      </w:pPr>
-      <w:r>
-        <w:rPr>
-          <w:rFonts w:ascii="Consolas" w:hAnsi="Consolas"/>
-          <w:sz w:val="22"/>
-        </w:rPr>
-        <w:t>Get-ChildItem `</w:t>
-      </w:r>
+        <w:pStyle w:val="Heading1"/>
+      </w:pPr>
     </w:p>
     <w:p>
       <w:pPr>
-        <w:shd w:val="clear" w:color="auto" w:fill="DBE5F1" w:themeFill="accent1" w:themeFillTint="33"/>
-        <w:ind w:left="270"/>
-        <w:rPr>
-          <w:rFonts w:ascii="Consolas" w:hAnsi="Consolas"/>
-          <w:sz w:val="22"/>
-        </w:rPr>
-      </w:pPr>
-      <w:r>
-        <w:rPr>
-          <w:rFonts w:ascii="Consolas" w:hAnsi="Consolas"/>
-          <w:sz w:val="22"/>
-        </w:rPr>
-        <w:t xml:space="preserve">  "C:\SDK\opencv-4.14.0\opencv\build" `</w:t>
+        <w:pStyle w:val="Heading1"/>
+      </w:pPr>
+      <w:r>
+        <w:t>10. Vấn đề thường gặp khi cài đặt</w:t>
       </w:r>
     </w:p>
     <w:p>
       <w:pPr>
-        <w:shd w:val="clear" w:color="auto" w:fill="DBE5F1" w:themeFill="accent1" w:themeFillTint="33"/>
-        <w:ind w:left="270"/>
-        <w:rPr>
-          <w:rFonts w:ascii="Consolas" w:hAnsi="Consolas"/>
-          <w:sz w:val="22"/>
-        </w:rPr>
-      </w:pPr>
-      <w:r>
-        <w:rPr>
-          <w:rFonts w:ascii="Consolas" w:hAnsi="Consolas"/>
-          <w:sz w:val="22"/>
-        </w:rPr>
-        <w:t xml:space="preserve">  -Filter "opencv_world4140.dll" `</w:t>
+        <w:pStyle w:val="ListBullet"/>
+        <w:rPr>
+          <w:sz w:val="22"/>
+        </w:rPr>
+      </w:pPr>
+      <w:r>
+        <w:rPr>
+          <w:sz w:val="22"/>
+        </w:rPr>
+        <w:t>Không tìm thấy cl: mở đúng “x64 Native Tools Command Prompt for VS 2022”; kiểm tra workload Desktop development with C++ và MSVC v143.</w:t>
       </w:r>
     </w:p>
     <w:p>
       <w:pPr>
-        <w:shd w:val="clear" w:color="auto" w:fill="DBE5F1" w:themeFill="accent1" w:themeFillTint="33"/>
-        <w:ind w:left="270"/>
-        <w:rPr>
-          <w:rFonts w:ascii="Consolas" w:hAnsi="Consolas"/>
-          <w:sz w:val="22"/>
-        </w:rPr>
-      </w:pPr>
-      <w:r>
-        <w:rPr>
-          <w:rFonts w:ascii="Consolas" w:hAnsi="Consolas"/>
-          <w:sz w:val="22"/>
-        </w:rPr>
-        <w:t xml:space="preserve">  -Recurse |</w:t>
+        <w:pStyle w:val="ListBullet"/>
+        <w:rPr>
+          <w:sz w:val="22"/>
+        </w:rPr>
+      </w:pPr>
+      <w:r>
+        <w:rPr>
+          <w:sz w:val="22"/>
+        </w:rPr>
+        <w:t>Qt chỉ có mingw_64: mở Qt Maintenance Tool để thêm thành phần MSVC 2022 64-bit; đừng dùng MinGW kit với MSVC build.</w:t>
       </w:r>
     </w:p>
     <w:p>
       <w:pPr>
-        <w:shd w:val="clear" w:color="auto" w:fill="DBE5F1" w:themeFill="accent1" w:themeFillTint="33"/>
-        <w:ind w:left="270"/>
-        <w:rPr>
-          <w:rFonts w:ascii="Consolas" w:hAnsi="Consolas"/>
-          <w:sz w:val="22"/>
-        </w:rPr>
-      </w:pPr>
-      <w:r>
-        <w:rPr>
-          <w:rFonts w:ascii="Consolas" w:hAnsi="Consolas"/>
-          <w:sz w:val="22"/>
-        </w:rPr>
-        <w:t xml:space="preserve">  Select-Object FullName</w:t>
-      </w:r>
-    </w:p>
-    <w:p>
-      <w:pPr>
-        <w:rPr>
-          <w:sz w:val="22"/>
-        </w:rPr>
-      </w:pPr>
-      <w:r>
-        <w:rPr>
-          <w:sz w:val="22"/>
-        </w:rPr>
-        <w:t xml:space="preserve">- </w:t>
-      </w:r>
-      <w:r>
-        <w:rPr>
-          <w:sz w:val="22"/>
-        </w:rPr>
-        <w:t xml:space="preserve">Kiểm tra </w:t>
-      </w:r>
-      <w:r>
-        <w:rPr>
-          <w:sz w:val="22"/>
-        </w:rPr>
-        <w:t>Qt 6</w:t>
-      </w:r>
-      <w:r>
-        <w:rPr>
-          <w:sz w:val="22"/>
-        </w:rPr>
-        <w:t>:</w:t>
-      </w:r>
-    </w:p>
-    <w:p>
-      <w:pPr>
-        <w:shd w:val="clear" w:color="auto" w:fill="DBE5F1" w:themeFill="accent1" w:themeFillTint="33"/>
-        <w:ind w:left="270"/>
-        <w:rPr>
-          <w:rFonts w:ascii="Consolas" w:hAnsi="Consolas"/>
-          <w:sz w:val="22"/>
-        </w:rPr>
-      </w:pPr>
-      <w:r>
-        <w:rPr>
-          <w:rFonts w:ascii="Consolas" w:hAnsi="Consolas"/>
-          <w:sz w:val="22"/>
-        </w:rPr>
-        <w:t>$QtBin = "C:\Qt\6.11.2\msvc2022_64\bin"</w:t>
-      </w:r>
-    </w:p>
-    <w:p>
-      <w:pPr>
-        <w:shd w:val="clear" w:color="auto" w:fill="DBE5F1" w:themeFill="accent1" w:themeFillTint="33"/>
-        <w:ind w:left="270"/>
-        <w:rPr>
-          <w:rFonts w:ascii="Consolas" w:hAnsi="Consolas"/>
-          <w:sz w:val="22"/>
-        </w:rPr>
-      </w:pPr>
-      <w:r>
-        <w:rPr>
-          <w:rFonts w:ascii="Consolas" w:hAnsi="Consolas"/>
-          <w:sz w:val="22"/>
-        </w:rPr>
-        <w:t>Test-Path "$QtBin\Qt6Core.dll"</w:t>
-      </w:r>
-    </w:p>
-    <w:p>
-      <w:pPr>
-        <w:shd w:val="clear" w:color="auto" w:fill="DBE5F1" w:themeFill="accent1" w:themeFillTint="33"/>
-        <w:ind w:left="270"/>
-        <w:rPr>
-          <w:rFonts w:ascii="Consolas" w:hAnsi="Consolas"/>
-          <w:sz w:val="22"/>
-        </w:rPr>
-      </w:pPr>
-      <w:r>
-        <w:rPr>
-          <w:rFonts w:ascii="Consolas" w:hAnsi="Consolas"/>
-          <w:sz w:val="22"/>
-        </w:rPr>
-        <w:t>Test-Path "$QtBin\Qt6Gui.dll"</w:t>
-      </w:r>
-    </w:p>
-    <w:p>
-      <w:pPr>
-        <w:shd w:val="clear" w:color="auto" w:fill="DBE5F1" w:themeFill="accent1" w:themeFillTint="33"/>
-        <w:ind w:left="270"/>
-        <w:rPr>
-          <w:rFonts w:ascii="Consolas" w:hAnsi="Consolas"/>
-          <w:sz w:val="22"/>
-        </w:rPr>
-      </w:pPr>
-      <w:r>
-        <w:rPr>
-          <w:rFonts w:ascii="Consolas" w:hAnsi="Consolas"/>
-          <w:sz w:val="22"/>
-        </w:rPr>
-        <w:t>Test-Path "$QtBin\Qt6Widgets.dll"</w:t>
-      </w:r>
-    </w:p>
-    <w:p>
-      <w:pPr>
-        <w:shd w:val="clear" w:color="auto" w:fill="DBE5F1" w:themeFill="accent1" w:themeFillTint="33"/>
-        <w:ind w:left="270"/>
-        <w:rPr>
-          <w:sz w:val="22"/>
-        </w:rPr>
-      </w:pPr>
-      <w:r>
-        <w:rPr>
-          <w:rFonts w:ascii="Consolas" w:hAnsi="Consolas"/>
-          <w:sz w:val="22"/>
-        </w:rPr>
-        <w:t>Test-Path "$QtBin\windeployqt.exe"</w:t>
-      </w:r>
-    </w:p>
-    <w:p>
-      <w:pPr>
-        <w:pStyle w:val="Heading1"/>
-      </w:pPr>
-    </w:p>
-    <w:p>
-      <w:pPr>
-        <w:pStyle w:val="Heading1"/>
-      </w:pPr>
-      <w:r>
-        <w:t>10</w:t>
-      </w:r>
-      <w:r>
-        <w:t>. Vấn đề thường gặp khi cài đặt</w:t>
-      </w:r>
-    </w:p>
-    <w:p>
-      <w:pPr>
         <w:pStyle w:val="ListBullet"/>
         <w:rPr>
           <w:sz w:val="22"/>
@@ -2935,35 +2721,6 @@
         <w:rPr>
           <w:sz w:val="22"/>
         </w:rPr>
-        <w:t>Không tìm thấy cl: mở đúng “x64 Native Tools Command Prompt for VS 2022”; kiểm tra workload Desktop development with C++ và MSVC v143.</w:t>
-      </w:r>
-    </w:p>
-    <w:p>
-      <w:pPr>
-        <w:pStyle w:val="ListBullet"/>
-        <w:rPr>
-          <w:sz w:val="22"/>
-        </w:rPr>
-      </w:pPr>
-      <w:r>
-        <w:rPr>
-          <w:sz w:val="22"/>
-        </w:rPr>
-        <w:t>Qt chỉ có mingw_64: mở Qt Maintenance Tool để thêm thành phần MSVC 2022 64-bit; đừng dùng MinGW kit với MSVC build.</w:t>
-      </w:r>
-    </w:p>
-    <w:p>
-      <w:pPr>
-        <w:pStyle w:val="ListBullet"/>
-        <w:rPr>
-          <w:sz w:val="22"/>
-        </w:rPr>
-      </w:pPr>
-      <w:r>
-        <w:rPr>
-          <w:sz w:val="22"/>
-        </w:rPr>
-        <w:lastRenderedPageBreak/>
         <w:t>CMake không tìm thấy OpenCVConfig.cmake hoặc ncnnConfig.cmake: xác định vị trí thực tế bằng Get-ChildItem -Recurse; không suy đoán các thư mục con.</w:t>
       </w:r>
     </w:p>

--- a/docs/Huong_dan_cai_dat_moi_truong.docx
+++ b/docs/Huong_dan_cai_dat_moi_truong.docx
@@ -2458,19 +2458,7 @@
         <w:rPr>
           <w:sz w:val="22"/>
         </w:rPr>
-        <w:t>cmake `</w:t>
-      </w:r>
-      <w:r>
-        <w:rPr>
-          <w:sz w:val="22"/>
-        </w:rPr>
-        <w:br/>
-      </w:r>
-      <w:r>
-        <w:rPr>
-          <w:sz w:val="22"/>
-        </w:rPr>
-        <w:t xml:space="preserve">  -S . `</w:t>
+        <w:t>cmake -S . -B build-release `</w:t>
       </w:r>
     </w:p>
     <w:p>
@@ -2485,7 +2473,7 @@
         <w:rPr>
           <w:sz w:val="22"/>
         </w:rPr>
-        <w:t xml:space="preserve">  -B build-release `</w:t>
+        <w:t xml:space="preserve">  -G "Visual Studio 17 2022" `</w:t>
       </w:r>
     </w:p>
     <w:p>
@@ -2500,7 +2488,7 @@
         <w:rPr>
           <w:sz w:val="22"/>
         </w:rPr>
-        <w:t xml:space="preserve">  -G "Visual Studio 17 2022" `</w:t>
+        <w:t xml:space="preserve">  -A x64 `</w:t>
       </w:r>
     </w:p>
     <w:p>
@@ -2515,7 +2503,7 @@
         <w:rPr>
           <w:sz w:val="22"/>
         </w:rPr>
-        <w:t xml:space="preserve">  -A x64 `</w:t>
+        <w:t xml:space="preserve">  -DCMAKE_PREFIX_PATH="C:/Qt/6.11.2/msvc2022_64" `</w:t>
       </w:r>
     </w:p>
     <w:p>
@@ -2530,7 +2518,7 @@
         <w:rPr>
           <w:sz w:val="22"/>
         </w:rPr>
-        <w:t xml:space="preserve">  -DCMAKE_PREFIX_PATH="C:/Qt/6.11.2/msvc2022_64" `</w:t>
+        <w:t xml:space="preserve">  -DOpenCV_DIR="C:/SDK/opencv-4.14.0/opencv/build/x64/vc16/lib" `</w:t>
       </w:r>
     </w:p>
     <w:p>
@@ -2545,7 +2533,7 @@
         <w:rPr>
           <w:sz w:val="22"/>
         </w:rPr>
-        <w:t xml:space="preserve">  -DOpenCV_DIR="C:/SDK/opencv-4.14.0/opencv/build/x64/vc16/lib" `</w:t>
+        <w:t xml:space="preserve">  -Dncnn_DIR="C:/SDK/ncnn/install/lib/cmake/ncnn" `</w:t>
       </w:r>
     </w:p>
     <w:p>
@@ -2560,7 +2548,7 @@
         <w:rPr>
           <w:sz w:val="22"/>
         </w:rPr>
-        <w:t xml:space="preserve">  -Dncnn_DIR="C:/SDK/ncnn/install/lib/cmake/ncnn" `</w:t>
+        <w:t xml:space="preserve">  -DBUILD_DESKTOP=ON `</w:t>
       </w:r>
     </w:p>
     <w:p>
@@ -2575,7 +2563,7 @@
         <w:rPr>
           <w:sz w:val="22"/>
         </w:rPr>
-        <w:t xml:space="preserve">  -DBUILD_DESKTOP=ON `</w:t>
+        <w:t xml:space="preserve">  -DBUILD_TESTS=ON `</w:t>
       </w:r>
     </w:p>
     <w:p>
@@ -2587,7 +2575,7 @@
         <w:rPr>
           <w:sz w:val="22"/>
         </w:rPr>
-        <w:t xml:space="preserve">  -DBUILD_TESTS=ON</w:t>
+        <w:t xml:space="preserve">  -DDETECTCORE_AUTO_DEPLOY_WINDOWS=ON</w:t>
       </w:r>
     </w:p>
     <w:p>
